--- a/Vakken/Crossmedia/Illu & Foto I/Les 5/Les5.docx
+++ b/Vakken/Crossmedia/Illu & Foto I/Les 5/Les5.docx
@@ -7,7 +7,19 @@
         <w:pStyle w:val="Heading1"/>
       </w:pPr>
       <w:r>
-        <w:t xml:space="preserve">Illustratie &amp; fotobewerking I: </w:t>
+        <w:t>Illustratie &amp; fotobewerking I</w:t>
+      </w:r>
+      <w:r>
+        <w:t xml:space="preserve"> – les 5</w:t>
+      </w:r>
+      <w:r>
+        <w:t>:</w:t>
+      </w:r>
+      <w:r>
+        <w:t xml:space="preserve"> </w:t>
+      </w:r>
+      <w:r>
+        <w:t xml:space="preserve"> </w:t>
       </w:r>
     </w:p>
     <w:p>
@@ -20,6 +32,9 @@
     </w:p>
     <w:p>
       <w:r>
+        <w:rPr>
+          <w:noProof/>
+        </w:rPr>
         <w:drawing>
           <wp:inline distT="0" distB="0" distL="0" distR="0" wp14:anchorId="3B6C876D" wp14:editId="59BF78D9">
             <wp:extent cx="3210373" cy="2181529"/>
@@ -36,7 +51,7 @@
                     <pic:cNvPicPr/>
                   </pic:nvPicPr>
                   <pic:blipFill>
-                    <a:blip r:embed="rId4"/>
+                    <a:blip r:embed="rId5"/>
                     <a:stretch>
                       <a:fillRect/>
                     </a:stretch>
@@ -64,6 +79,9 @@
     </w:p>
     <w:p>
       <w:r>
+        <w:rPr>
+          <w:noProof/>
+        </w:rPr>
         <w:drawing>
           <wp:inline distT="0" distB="0" distL="0" distR="0" wp14:anchorId="340FD04C" wp14:editId="20160B57">
             <wp:extent cx="2810267" cy="1686160"/>
@@ -80,7 +98,7 @@
                     <pic:cNvPicPr/>
                   </pic:nvPicPr>
                   <pic:blipFill>
-                    <a:blip r:embed="rId5"/>
+                    <a:blip r:embed="rId6"/>
                     <a:stretch>
                       <a:fillRect/>
                     </a:stretch>
@@ -104,6 +122,9 @@
     <w:p/>
     <w:p>
       <w:r>
+        <w:rPr>
+          <w:noProof/>
+        </w:rPr>
         <w:drawing>
           <wp:inline distT="0" distB="0" distL="0" distR="0" wp14:anchorId="444BDD05" wp14:editId="7704EA08">
             <wp:extent cx="1762371" cy="1457528"/>
@@ -120,7 +141,7 @@
                     <pic:cNvPicPr/>
                   </pic:nvPicPr>
                   <pic:blipFill>
-                    <a:blip r:embed="rId6"/>
+                    <a:blip r:embed="rId7"/>
                     <a:stretch>
                       <a:fillRect/>
                     </a:stretch>
@@ -141,6 +162,9 @@
         </w:drawing>
       </w:r>
       <w:r>
+        <w:rPr>
+          <w:noProof/>
+        </w:rPr>
         <w:drawing>
           <wp:inline distT="0" distB="0" distL="0" distR="0" wp14:anchorId="648ECFD7" wp14:editId="0F2D2D02">
             <wp:extent cx="1829055" cy="1590897"/>
@@ -157,7 +181,7 @@
                     <pic:cNvPicPr/>
                   </pic:nvPicPr>
                   <pic:blipFill>
-                    <a:blip r:embed="rId7"/>
+                    <a:blip r:embed="rId8"/>
                     <a:stretch>
                       <a:fillRect/>
                     </a:stretch>
@@ -186,6 +210,9 @@
     <w:p/>
     <w:p>
       <w:r>
+        <w:rPr>
+          <w:noProof/>
+        </w:rPr>
         <w:lastRenderedPageBreak/>
         <w:drawing>
           <wp:inline distT="0" distB="0" distL="0" distR="0" wp14:anchorId="415B31B1" wp14:editId="45D5287A">
@@ -203,7 +230,7 @@
                     <pic:cNvPicPr/>
                   </pic:nvPicPr>
                   <pic:blipFill>
-                    <a:blip r:embed="rId8"/>
+                    <a:blip r:embed="rId9"/>
                     <a:stretch>
                       <a:fillRect/>
                     </a:stretch>
@@ -231,6 +258,9 @@
     </w:p>
     <w:p>
       <w:r>
+        <w:rPr>
+          <w:noProof/>
+        </w:rPr>
         <w:drawing>
           <wp:inline distT="0" distB="0" distL="0" distR="0" wp14:anchorId="660481BD" wp14:editId="2988D198">
             <wp:extent cx="1790950" cy="1247949"/>
@@ -247,7 +277,7 @@
                     <pic:cNvPicPr/>
                   </pic:nvPicPr>
                   <pic:blipFill>
-                    <a:blip r:embed="rId9"/>
+                    <a:blip r:embed="rId10"/>
                     <a:stretch>
                       <a:fillRect/>
                     </a:stretch>
@@ -271,6 +301,9 @@
     <w:p/>
     <w:p>
       <w:r>
+        <w:rPr>
+          <w:noProof/>
+        </w:rPr>
         <w:drawing>
           <wp:inline distT="0" distB="0" distL="0" distR="0" wp14:anchorId="062469CC" wp14:editId="41B19084">
             <wp:extent cx="2553056" cy="2286319"/>
@@ -287,7 +320,7 @@
                     <pic:cNvPicPr/>
                   </pic:nvPicPr>
                   <pic:blipFill>
-                    <a:blip r:embed="rId10"/>
+                    <a:blip r:embed="rId11"/>
                     <a:stretch>
                       <a:fillRect/>
                     </a:stretch>
@@ -316,6 +349,9 @@
     <w:p/>
     <w:p>
       <w:r>
+        <w:rPr>
+          <w:noProof/>
+        </w:rPr>
         <w:lastRenderedPageBreak/>
         <w:drawing>
           <wp:inline distT="0" distB="0" distL="0" distR="0" wp14:anchorId="296D1972" wp14:editId="2CE5D9E7">
@@ -333,7 +369,7 @@
                     <pic:cNvPicPr/>
                   </pic:nvPicPr>
                   <pic:blipFill>
-                    <a:blip r:embed="rId11"/>
+                    <a:blip r:embed="rId12"/>
                     <a:stretch>
                       <a:fillRect/>
                     </a:stretch>
@@ -365,10 +401,3920 @@
         <w:pStyle w:val="Heading2"/>
       </w:pPr>
       <w:r>
+        <w:lastRenderedPageBreak/>
         <w:t>Tekening 2</w:t>
       </w:r>
     </w:p>
+    <w:p>
+      <w:r>
+        <w:rPr>
+          <w:noProof/>
+        </w:rPr>
+        <w:drawing>
+          <wp:inline distT="0" distB="0" distL="0" distR="0" wp14:anchorId="11C1C063" wp14:editId="267C33F1">
+            <wp:extent cx="2915057" cy="2819794"/>
+            <wp:effectExtent l="0" t="0" r="0" b="0"/>
+            <wp:docPr id="1978700340" name="Picture 1" descr="A black circle with green dots and grey circles on a blue background&#10;&#10;AI-generated content may be incorrect."/>
+            <wp:cNvGraphicFramePr>
+              <a:graphicFrameLocks xmlns:a="http://schemas.openxmlformats.org/drawingml/2006/main" noChangeAspect="1"/>
+            </wp:cNvGraphicFramePr>
+            <a:graphic xmlns:a="http://schemas.openxmlformats.org/drawingml/2006/main">
+              <a:graphicData uri="http://schemas.openxmlformats.org/drawingml/2006/picture">
+                <pic:pic xmlns:pic="http://schemas.openxmlformats.org/drawingml/2006/picture">
+                  <pic:nvPicPr>
+                    <pic:cNvPr id="1978700340" name="Picture 1" descr="A black circle with green dots and grey circles on a blue background&#10;&#10;AI-generated content may be incorrect."/>
+                    <pic:cNvPicPr/>
+                  </pic:nvPicPr>
+                  <pic:blipFill>
+                    <a:blip r:embed="rId13"/>
+                    <a:stretch>
+                      <a:fillRect/>
+                    </a:stretch>
+                  </pic:blipFill>
+                  <pic:spPr>
+                    <a:xfrm>
+                      <a:off x="0" y="0"/>
+                      <a:ext cx="2915057" cy="2819794"/>
+                    </a:xfrm>
+                    <a:prstGeom prst="rect">
+                      <a:avLst/>
+                    </a:prstGeom>
+                  </pic:spPr>
+                </pic:pic>
+              </a:graphicData>
+            </a:graphic>
+          </wp:inline>
+        </w:drawing>
+      </w:r>
+      <w:r>
+        <w:rPr>
+          <w:noProof/>
+        </w:rPr>
+        <w:drawing>
+          <wp:inline distT="0" distB="0" distL="0" distR="0" wp14:anchorId="471C80D1" wp14:editId="2D25A652">
+            <wp:extent cx="3620005" cy="933580"/>
+            <wp:effectExtent l="0" t="0" r="0" b="0"/>
+            <wp:docPr id="1900895342" name="Picture 1" descr="A screenshot of a computer&#10;&#10;AI-generated content may be incorrect."/>
+            <wp:cNvGraphicFramePr>
+              <a:graphicFrameLocks xmlns:a="http://schemas.openxmlformats.org/drawingml/2006/main" noChangeAspect="1"/>
+            </wp:cNvGraphicFramePr>
+            <a:graphic xmlns:a="http://schemas.openxmlformats.org/drawingml/2006/main">
+              <a:graphicData uri="http://schemas.openxmlformats.org/drawingml/2006/picture">
+                <pic:pic xmlns:pic="http://schemas.openxmlformats.org/drawingml/2006/picture">
+                  <pic:nvPicPr>
+                    <pic:cNvPr id="1900895342" name="Picture 1" descr="A screenshot of a computer&#10;&#10;AI-generated content may be incorrect."/>
+                    <pic:cNvPicPr/>
+                  </pic:nvPicPr>
+                  <pic:blipFill>
+                    <a:blip r:embed="rId14"/>
+                    <a:stretch>
+                      <a:fillRect/>
+                    </a:stretch>
+                  </pic:blipFill>
+                  <pic:spPr>
+                    <a:xfrm>
+                      <a:off x="0" y="0"/>
+                      <a:ext cx="3620005" cy="933580"/>
+                    </a:xfrm>
+                    <a:prstGeom prst="rect">
+                      <a:avLst/>
+                    </a:prstGeom>
+                  </pic:spPr>
+                </pic:pic>
+              </a:graphicData>
+            </a:graphic>
+          </wp:inline>
+        </w:drawing>
+      </w:r>
+      <w:r>
+        <w:rPr>
+          <w:noProof/>
+        </w:rPr>
+        <w:drawing>
+          <wp:inline distT="0" distB="0" distL="0" distR="0" wp14:anchorId="6197FD6A" wp14:editId="3CED9D5D">
+            <wp:extent cx="2619741" cy="2467319"/>
+            <wp:effectExtent l="0" t="0" r="9525" b="0"/>
+            <wp:docPr id="573958315" name="Picture 1" descr="A black circle with green border&#10;&#10;AI-generated content may be incorrect."/>
+            <wp:cNvGraphicFramePr>
+              <a:graphicFrameLocks xmlns:a="http://schemas.openxmlformats.org/drawingml/2006/main" noChangeAspect="1"/>
+            </wp:cNvGraphicFramePr>
+            <a:graphic xmlns:a="http://schemas.openxmlformats.org/drawingml/2006/main">
+              <a:graphicData uri="http://schemas.openxmlformats.org/drawingml/2006/picture">
+                <pic:pic xmlns:pic="http://schemas.openxmlformats.org/drawingml/2006/picture">
+                  <pic:nvPicPr>
+                    <pic:cNvPr id="573958315" name="Picture 1" descr="A black circle with green border&#10;&#10;AI-generated content may be incorrect."/>
+                    <pic:cNvPicPr/>
+                  </pic:nvPicPr>
+                  <pic:blipFill>
+                    <a:blip r:embed="rId15"/>
+                    <a:stretch>
+                      <a:fillRect/>
+                    </a:stretch>
+                  </pic:blipFill>
+                  <pic:spPr>
+                    <a:xfrm>
+                      <a:off x="0" y="0"/>
+                      <a:ext cx="2619741" cy="2467319"/>
+                    </a:xfrm>
+                    <a:prstGeom prst="rect">
+                      <a:avLst/>
+                    </a:prstGeom>
+                  </pic:spPr>
+                </pic:pic>
+              </a:graphicData>
+            </a:graphic>
+          </wp:inline>
+        </w:drawing>
+      </w:r>
+    </w:p>
+    <w:p>
+      <w:r>
+        <w:rPr>
+          <w:noProof/>
+        </w:rPr>
+        <w:lastRenderedPageBreak/>
+        <w:drawing>
+          <wp:inline distT="0" distB="0" distL="0" distR="0" wp14:anchorId="1D71F142" wp14:editId="73736C7E">
+            <wp:extent cx="4382112" cy="4220164"/>
+            <wp:effectExtent l="0" t="0" r="0" b="9525"/>
+            <wp:docPr id="1400573909" name="Picture 1" descr="A black and green striped logo&#10;&#10;AI-generated content may be incorrect."/>
+            <wp:cNvGraphicFramePr>
+              <a:graphicFrameLocks xmlns:a="http://schemas.openxmlformats.org/drawingml/2006/main" noChangeAspect="1"/>
+            </wp:cNvGraphicFramePr>
+            <a:graphic xmlns:a="http://schemas.openxmlformats.org/drawingml/2006/main">
+              <a:graphicData uri="http://schemas.openxmlformats.org/drawingml/2006/picture">
+                <pic:pic xmlns:pic="http://schemas.openxmlformats.org/drawingml/2006/picture">
+                  <pic:nvPicPr>
+                    <pic:cNvPr id="1400573909" name="Picture 1" descr="A black and green striped logo&#10;&#10;AI-generated content may be incorrect."/>
+                    <pic:cNvPicPr/>
+                  </pic:nvPicPr>
+                  <pic:blipFill>
+                    <a:blip r:embed="rId16"/>
+                    <a:stretch>
+                      <a:fillRect/>
+                    </a:stretch>
+                  </pic:blipFill>
+                  <pic:spPr>
+                    <a:xfrm>
+                      <a:off x="0" y="0"/>
+                      <a:ext cx="4382112" cy="4220164"/>
+                    </a:xfrm>
+                    <a:prstGeom prst="rect">
+                      <a:avLst/>
+                    </a:prstGeom>
+                  </pic:spPr>
+                </pic:pic>
+              </a:graphicData>
+            </a:graphic>
+          </wp:inline>
+        </w:drawing>
+      </w:r>
+    </w:p>
+    <w:p>
+      <w:r>
+        <w:rPr>
+          <w:noProof/>
+        </w:rPr>
+        <w:drawing>
+          <wp:inline distT="0" distB="0" distL="0" distR="0" wp14:anchorId="56083DDB" wp14:editId="38D050EF">
+            <wp:extent cx="4572638" cy="4477375"/>
+            <wp:effectExtent l="0" t="0" r="0" b="0"/>
+            <wp:docPr id="1361886617" name="Picture 1" descr="A black and green circle with a blue background&#10;&#10;AI-generated content may be incorrect."/>
+            <wp:cNvGraphicFramePr>
+              <a:graphicFrameLocks xmlns:a="http://schemas.openxmlformats.org/drawingml/2006/main" noChangeAspect="1"/>
+            </wp:cNvGraphicFramePr>
+            <a:graphic xmlns:a="http://schemas.openxmlformats.org/drawingml/2006/main">
+              <a:graphicData uri="http://schemas.openxmlformats.org/drawingml/2006/picture">
+                <pic:pic xmlns:pic="http://schemas.openxmlformats.org/drawingml/2006/picture">
+                  <pic:nvPicPr>
+                    <pic:cNvPr id="1361886617" name="Picture 1" descr="A black and green circle with a blue background&#10;&#10;AI-generated content may be incorrect."/>
+                    <pic:cNvPicPr/>
+                  </pic:nvPicPr>
+                  <pic:blipFill>
+                    <a:blip r:embed="rId17"/>
+                    <a:stretch>
+                      <a:fillRect/>
+                    </a:stretch>
+                  </pic:blipFill>
+                  <pic:spPr>
+                    <a:xfrm>
+                      <a:off x="0" y="0"/>
+                      <a:ext cx="4572638" cy="4477375"/>
+                    </a:xfrm>
+                    <a:prstGeom prst="rect">
+                      <a:avLst/>
+                    </a:prstGeom>
+                  </pic:spPr>
+                </pic:pic>
+              </a:graphicData>
+            </a:graphic>
+          </wp:inline>
+        </w:drawing>
+      </w:r>
+    </w:p>
+    <w:p>
+      <w:r>
+        <w:rPr>
+          <w:noProof/>
+        </w:rPr>
+        <w:lastRenderedPageBreak/>
+        <w:drawing>
+          <wp:inline distT="0" distB="0" distL="0" distR="0" wp14:anchorId="64D0CCD6" wp14:editId="48129718">
+            <wp:extent cx="5731510" cy="2322830"/>
+            <wp:effectExtent l="0" t="0" r="2540" b="1270"/>
+            <wp:docPr id="1814584305" name="Picture 1" descr="A group of circles on a blue background&#10;&#10;AI-generated content may be incorrect."/>
+            <wp:cNvGraphicFramePr>
+              <a:graphicFrameLocks xmlns:a="http://schemas.openxmlformats.org/drawingml/2006/main" noChangeAspect="1"/>
+            </wp:cNvGraphicFramePr>
+            <a:graphic xmlns:a="http://schemas.openxmlformats.org/drawingml/2006/main">
+              <a:graphicData uri="http://schemas.openxmlformats.org/drawingml/2006/picture">
+                <pic:pic xmlns:pic="http://schemas.openxmlformats.org/drawingml/2006/picture">
+                  <pic:nvPicPr>
+                    <pic:cNvPr id="1814584305" name="Picture 1" descr="A group of circles on a blue background&#10;&#10;AI-generated content may be incorrect."/>
+                    <pic:cNvPicPr/>
+                  </pic:nvPicPr>
+                  <pic:blipFill>
+                    <a:blip r:embed="rId18"/>
+                    <a:stretch>
+                      <a:fillRect/>
+                    </a:stretch>
+                  </pic:blipFill>
+                  <pic:spPr>
+                    <a:xfrm>
+                      <a:off x="0" y="0"/>
+                      <a:ext cx="5731510" cy="2322830"/>
+                    </a:xfrm>
+                    <a:prstGeom prst="rect">
+                      <a:avLst/>
+                    </a:prstGeom>
+                  </pic:spPr>
+                </pic:pic>
+              </a:graphicData>
+            </a:graphic>
+          </wp:inline>
+        </w:drawing>
+      </w:r>
+    </w:p>
+    <w:p>
+      <w:r>
+        <w:t>Pathfinder &gt; Exclude</w:t>
+      </w:r>
+    </w:p>
+    <w:p>
+      <w:r>
+        <w:rPr>
+          <w:noProof/>
+        </w:rPr>
+        <w:drawing>
+          <wp:inline distT="0" distB="0" distL="0" distR="0" wp14:anchorId="06F5C43A" wp14:editId="5FC68A18">
+            <wp:extent cx="4172532" cy="2924583"/>
+            <wp:effectExtent l="0" t="0" r="0" b="9525"/>
+            <wp:docPr id="1517572353" name="Picture 1" descr="A black circles with green dots&#10;&#10;AI-generated content may be incorrect."/>
+            <wp:cNvGraphicFramePr>
+              <a:graphicFrameLocks xmlns:a="http://schemas.openxmlformats.org/drawingml/2006/main" noChangeAspect="1"/>
+            </wp:cNvGraphicFramePr>
+            <a:graphic xmlns:a="http://schemas.openxmlformats.org/drawingml/2006/main">
+              <a:graphicData uri="http://schemas.openxmlformats.org/drawingml/2006/picture">
+                <pic:pic xmlns:pic="http://schemas.openxmlformats.org/drawingml/2006/picture">
+                  <pic:nvPicPr>
+                    <pic:cNvPr id="1517572353" name="Picture 1" descr="A black circles with green dots&#10;&#10;AI-generated content may be incorrect."/>
+                    <pic:cNvPicPr/>
+                  </pic:nvPicPr>
+                  <pic:blipFill>
+                    <a:blip r:embed="rId19"/>
+                    <a:stretch>
+                      <a:fillRect/>
+                    </a:stretch>
+                  </pic:blipFill>
+                  <pic:spPr>
+                    <a:xfrm>
+                      <a:off x="0" y="0"/>
+                      <a:ext cx="4172532" cy="2924583"/>
+                    </a:xfrm>
+                    <a:prstGeom prst="rect">
+                      <a:avLst/>
+                    </a:prstGeom>
+                  </pic:spPr>
+                </pic:pic>
+              </a:graphicData>
+            </a:graphic>
+          </wp:inline>
+        </w:drawing>
+      </w:r>
+    </w:p>
+    <w:p>
+      <w:r>
+        <w:rPr>
+          <w:noProof/>
+        </w:rPr>
+        <w:drawing>
+          <wp:inline distT="0" distB="0" distL="0" distR="0" wp14:anchorId="04080B20" wp14:editId="3D013F45">
+            <wp:extent cx="3620005" cy="2972215"/>
+            <wp:effectExtent l="0" t="0" r="0" b="0"/>
+            <wp:docPr id="1606471667" name="Picture 1" descr="A black circles on a blue background&#10;&#10;AI-generated content may be incorrect."/>
+            <wp:cNvGraphicFramePr>
+              <a:graphicFrameLocks xmlns:a="http://schemas.openxmlformats.org/drawingml/2006/main" noChangeAspect="1"/>
+            </wp:cNvGraphicFramePr>
+            <a:graphic xmlns:a="http://schemas.openxmlformats.org/drawingml/2006/main">
+              <a:graphicData uri="http://schemas.openxmlformats.org/drawingml/2006/picture">
+                <pic:pic xmlns:pic="http://schemas.openxmlformats.org/drawingml/2006/picture">
+                  <pic:nvPicPr>
+                    <pic:cNvPr id="1606471667" name="Picture 1" descr="A black circles on a blue background&#10;&#10;AI-generated content may be incorrect."/>
+                    <pic:cNvPicPr/>
+                  </pic:nvPicPr>
+                  <pic:blipFill>
+                    <a:blip r:embed="rId20"/>
+                    <a:stretch>
+                      <a:fillRect/>
+                    </a:stretch>
+                  </pic:blipFill>
+                  <pic:spPr>
+                    <a:xfrm>
+                      <a:off x="0" y="0"/>
+                      <a:ext cx="3620005" cy="2972215"/>
+                    </a:xfrm>
+                    <a:prstGeom prst="rect">
+                      <a:avLst/>
+                    </a:prstGeom>
+                  </pic:spPr>
+                </pic:pic>
+              </a:graphicData>
+            </a:graphic>
+          </wp:inline>
+        </w:drawing>
+      </w:r>
+    </w:p>
+    <w:p>
+      <w:r>
+        <w:lastRenderedPageBreak/>
+        <w:t>Pathfinder &gt; Exclude</w:t>
+      </w:r>
+    </w:p>
+    <w:p>
+      <w:r>
+        <w:rPr>
+          <w:noProof/>
+        </w:rPr>
+        <w:drawing>
+          <wp:inline distT="0" distB="0" distL="0" distR="0" wp14:anchorId="1AC63FA1" wp14:editId="1819DEBA">
+            <wp:extent cx="5731510" cy="3109595"/>
+            <wp:effectExtent l="0" t="0" r="2540" b="0"/>
+            <wp:docPr id="598604987" name="Picture 1" descr="A screenshot of a computer screen&#10;&#10;AI-generated content may be incorrect."/>
+            <wp:cNvGraphicFramePr>
+              <a:graphicFrameLocks xmlns:a="http://schemas.openxmlformats.org/drawingml/2006/main" noChangeAspect="1"/>
+            </wp:cNvGraphicFramePr>
+            <a:graphic xmlns:a="http://schemas.openxmlformats.org/drawingml/2006/main">
+              <a:graphicData uri="http://schemas.openxmlformats.org/drawingml/2006/picture">
+                <pic:pic xmlns:pic="http://schemas.openxmlformats.org/drawingml/2006/picture">
+                  <pic:nvPicPr>
+                    <pic:cNvPr id="598604987" name="Picture 1" descr="A screenshot of a computer screen&#10;&#10;AI-generated content may be incorrect."/>
+                    <pic:cNvPicPr/>
+                  </pic:nvPicPr>
+                  <pic:blipFill>
+                    <a:blip r:embed="rId21"/>
+                    <a:stretch>
+                      <a:fillRect/>
+                    </a:stretch>
+                  </pic:blipFill>
+                  <pic:spPr>
+                    <a:xfrm>
+                      <a:off x="0" y="0"/>
+                      <a:ext cx="5731510" cy="3109595"/>
+                    </a:xfrm>
+                    <a:prstGeom prst="rect">
+                      <a:avLst/>
+                    </a:prstGeom>
+                  </pic:spPr>
+                </pic:pic>
+              </a:graphicData>
+            </a:graphic>
+          </wp:inline>
+        </w:drawing>
+      </w:r>
+    </w:p>
+    <w:p>
+      <w:r>
+        <w:t>Pathfinder &gt; Minus Front</w:t>
+      </w:r>
+    </w:p>
+    <w:p>
+      <w:r>
+        <w:rPr>
+          <w:noProof/>
+        </w:rPr>
+        <w:drawing>
+          <wp:inline distT="0" distB="0" distL="0" distR="0" wp14:anchorId="72F0E72E" wp14:editId="1DF2AB85">
+            <wp:extent cx="4820323" cy="4963218"/>
+            <wp:effectExtent l="0" t="0" r="0" b="8890"/>
+            <wp:docPr id="2122226928" name="Picture 1" descr="A black circles with a green border&#10;&#10;AI-generated content may be incorrect."/>
+            <wp:cNvGraphicFramePr>
+              <a:graphicFrameLocks xmlns:a="http://schemas.openxmlformats.org/drawingml/2006/main" noChangeAspect="1"/>
+            </wp:cNvGraphicFramePr>
+            <a:graphic xmlns:a="http://schemas.openxmlformats.org/drawingml/2006/main">
+              <a:graphicData uri="http://schemas.openxmlformats.org/drawingml/2006/picture">
+                <pic:pic xmlns:pic="http://schemas.openxmlformats.org/drawingml/2006/picture">
+                  <pic:nvPicPr>
+                    <pic:cNvPr id="2122226928" name="Picture 1" descr="A black circles with a green border&#10;&#10;AI-generated content may be incorrect."/>
+                    <pic:cNvPicPr/>
+                  </pic:nvPicPr>
+                  <pic:blipFill>
+                    <a:blip r:embed="rId22"/>
+                    <a:stretch>
+                      <a:fillRect/>
+                    </a:stretch>
+                  </pic:blipFill>
+                  <pic:spPr>
+                    <a:xfrm>
+                      <a:off x="0" y="0"/>
+                      <a:ext cx="4820323" cy="4963218"/>
+                    </a:xfrm>
+                    <a:prstGeom prst="rect">
+                      <a:avLst/>
+                    </a:prstGeom>
+                  </pic:spPr>
+                </pic:pic>
+              </a:graphicData>
+            </a:graphic>
+          </wp:inline>
+        </w:drawing>
+      </w:r>
+    </w:p>
+    <w:p>
+      <w:r>
+        <w:rPr>
+          <w:noProof/>
+        </w:rPr>
+        <w:lastRenderedPageBreak/>
+        <w:drawing>
+          <wp:inline distT="0" distB="0" distL="0" distR="0" wp14:anchorId="365F4A3A" wp14:editId="4D7272F1">
+            <wp:extent cx="4286848" cy="4239217"/>
+            <wp:effectExtent l="0" t="0" r="0" b="9525"/>
+            <wp:docPr id="1721603850" name="Picture 1" descr="A black circle with green dots&#10;&#10;AI-generated content may be incorrect."/>
+            <wp:cNvGraphicFramePr>
+              <a:graphicFrameLocks xmlns:a="http://schemas.openxmlformats.org/drawingml/2006/main" noChangeAspect="1"/>
+            </wp:cNvGraphicFramePr>
+            <a:graphic xmlns:a="http://schemas.openxmlformats.org/drawingml/2006/main">
+              <a:graphicData uri="http://schemas.openxmlformats.org/drawingml/2006/picture">
+                <pic:pic xmlns:pic="http://schemas.openxmlformats.org/drawingml/2006/picture">
+                  <pic:nvPicPr>
+                    <pic:cNvPr id="1721603850" name="Picture 1" descr="A black circle with green dots&#10;&#10;AI-generated content may be incorrect."/>
+                    <pic:cNvPicPr/>
+                  </pic:nvPicPr>
+                  <pic:blipFill>
+                    <a:blip r:embed="rId23"/>
+                    <a:stretch>
+                      <a:fillRect/>
+                    </a:stretch>
+                  </pic:blipFill>
+                  <pic:spPr>
+                    <a:xfrm>
+                      <a:off x="0" y="0"/>
+                      <a:ext cx="4286848" cy="4239217"/>
+                    </a:xfrm>
+                    <a:prstGeom prst="rect">
+                      <a:avLst/>
+                    </a:prstGeom>
+                  </pic:spPr>
+                </pic:pic>
+              </a:graphicData>
+            </a:graphic>
+          </wp:inline>
+        </w:drawing>
+      </w:r>
+    </w:p>
+    <w:p>
+      <w:r>
+        <w:lastRenderedPageBreak/>
+        <w:t>Pathfinder &gt; Exclude</w:t>
+      </w:r>
+      <w:r>
+        <w:rPr>
+          <w:noProof/>
+        </w:rPr>
+        <w:drawing>
+          <wp:inline distT="0" distB="0" distL="0" distR="0" wp14:anchorId="20140F9F" wp14:editId="4C93F685">
+            <wp:extent cx="5344271" cy="4677428"/>
+            <wp:effectExtent l="0" t="0" r="8890" b="8890"/>
+            <wp:docPr id="1391312052" name="Picture 1" descr="A black circles on a blue background&#10;&#10;AI-generated content may be incorrect."/>
+            <wp:cNvGraphicFramePr>
+              <a:graphicFrameLocks xmlns:a="http://schemas.openxmlformats.org/drawingml/2006/main" noChangeAspect="1"/>
+            </wp:cNvGraphicFramePr>
+            <a:graphic xmlns:a="http://schemas.openxmlformats.org/drawingml/2006/main">
+              <a:graphicData uri="http://schemas.openxmlformats.org/drawingml/2006/picture">
+                <pic:pic xmlns:pic="http://schemas.openxmlformats.org/drawingml/2006/picture">
+                  <pic:nvPicPr>
+                    <pic:cNvPr id="1391312052" name="Picture 1" descr="A black circles on a blue background&#10;&#10;AI-generated content may be incorrect."/>
+                    <pic:cNvPicPr/>
+                  </pic:nvPicPr>
+                  <pic:blipFill>
+                    <a:blip r:embed="rId24"/>
+                    <a:stretch>
+                      <a:fillRect/>
+                    </a:stretch>
+                  </pic:blipFill>
+                  <pic:spPr>
+                    <a:xfrm>
+                      <a:off x="0" y="0"/>
+                      <a:ext cx="5344271" cy="4677428"/>
+                    </a:xfrm>
+                    <a:prstGeom prst="rect">
+                      <a:avLst/>
+                    </a:prstGeom>
+                  </pic:spPr>
+                </pic:pic>
+              </a:graphicData>
+            </a:graphic>
+          </wp:inline>
+        </w:drawing>
+      </w:r>
+    </w:p>
+    <w:p>
+      <w:r>
+        <w:rPr>
+          <w:noProof/>
+        </w:rPr>
+        <w:drawing>
+          <wp:inline distT="0" distB="0" distL="0" distR="0" wp14:anchorId="18C9033E" wp14:editId="2BC8C663">
+            <wp:extent cx="3219899" cy="3324689"/>
+            <wp:effectExtent l="0" t="0" r="0" b="9525"/>
+            <wp:docPr id="1471935451" name="Picture 1" descr="A black circle with green dots&#10;&#10;AI-generated content may be incorrect."/>
+            <wp:cNvGraphicFramePr>
+              <a:graphicFrameLocks xmlns:a="http://schemas.openxmlformats.org/drawingml/2006/main" noChangeAspect="1"/>
+            </wp:cNvGraphicFramePr>
+            <a:graphic xmlns:a="http://schemas.openxmlformats.org/drawingml/2006/main">
+              <a:graphicData uri="http://schemas.openxmlformats.org/drawingml/2006/picture">
+                <pic:pic xmlns:pic="http://schemas.openxmlformats.org/drawingml/2006/picture">
+                  <pic:nvPicPr>
+                    <pic:cNvPr id="1471935451" name="Picture 1" descr="A black circle with green dots&#10;&#10;AI-generated content may be incorrect."/>
+                    <pic:cNvPicPr/>
+                  </pic:nvPicPr>
+                  <pic:blipFill>
+                    <a:blip r:embed="rId25"/>
+                    <a:stretch>
+                      <a:fillRect/>
+                    </a:stretch>
+                  </pic:blipFill>
+                  <pic:spPr>
+                    <a:xfrm>
+                      <a:off x="0" y="0"/>
+                      <a:ext cx="3219899" cy="3324689"/>
+                    </a:xfrm>
+                    <a:prstGeom prst="rect">
+                      <a:avLst/>
+                    </a:prstGeom>
+                  </pic:spPr>
+                </pic:pic>
+              </a:graphicData>
+            </a:graphic>
+          </wp:inline>
+        </w:drawing>
+      </w:r>
+    </w:p>
+    <w:p>
+      <w:r>
+        <w:rPr>
+          <w:noProof/>
+        </w:rPr>
+        <w:lastRenderedPageBreak/>
+        <w:drawing>
+          <wp:inline distT="0" distB="0" distL="0" distR="0" wp14:anchorId="2C041328" wp14:editId="3136A2E1">
+            <wp:extent cx="3448531" cy="3600953"/>
+            <wp:effectExtent l="0" t="0" r="0" b="0"/>
+            <wp:docPr id="1351437489" name="Picture 1" descr="A black and grey circle with green border&#10;&#10;AI-generated content may be incorrect."/>
+            <wp:cNvGraphicFramePr>
+              <a:graphicFrameLocks xmlns:a="http://schemas.openxmlformats.org/drawingml/2006/main" noChangeAspect="1"/>
+            </wp:cNvGraphicFramePr>
+            <a:graphic xmlns:a="http://schemas.openxmlformats.org/drawingml/2006/main">
+              <a:graphicData uri="http://schemas.openxmlformats.org/drawingml/2006/picture">
+                <pic:pic xmlns:pic="http://schemas.openxmlformats.org/drawingml/2006/picture">
+                  <pic:nvPicPr>
+                    <pic:cNvPr id="1351437489" name="Picture 1" descr="A black and grey circle with green border&#10;&#10;AI-generated content may be incorrect."/>
+                    <pic:cNvPicPr/>
+                  </pic:nvPicPr>
+                  <pic:blipFill>
+                    <a:blip r:embed="rId26"/>
+                    <a:stretch>
+                      <a:fillRect/>
+                    </a:stretch>
+                  </pic:blipFill>
+                  <pic:spPr>
+                    <a:xfrm>
+                      <a:off x="0" y="0"/>
+                      <a:ext cx="3448531" cy="3600953"/>
+                    </a:xfrm>
+                    <a:prstGeom prst="rect">
+                      <a:avLst/>
+                    </a:prstGeom>
+                  </pic:spPr>
+                </pic:pic>
+              </a:graphicData>
+            </a:graphic>
+          </wp:inline>
+        </w:drawing>
+      </w:r>
+    </w:p>
+    <w:p>
+      <w:r>
+        <w:t>Pathfinder &gt; Exclude</w:t>
+      </w:r>
+    </w:p>
+    <w:p>
+      <w:r>
+        <w:rPr>
+          <w:noProof/>
+        </w:rPr>
+        <w:drawing>
+          <wp:inline distT="0" distB="0" distL="0" distR="0" wp14:anchorId="1AB85940" wp14:editId="08BB979A">
+            <wp:extent cx="4163006" cy="3762900"/>
+            <wp:effectExtent l="0" t="0" r="9525" b="9525"/>
+            <wp:docPr id="100174223" name="Picture 1" descr="A red and black circle with green lines&#10;&#10;AI-generated content may be incorrect."/>
+            <wp:cNvGraphicFramePr>
+              <a:graphicFrameLocks xmlns:a="http://schemas.openxmlformats.org/drawingml/2006/main" noChangeAspect="1"/>
+            </wp:cNvGraphicFramePr>
+            <a:graphic xmlns:a="http://schemas.openxmlformats.org/drawingml/2006/main">
+              <a:graphicData uri="http://schemas.openxmlformats.org/drawingml/2006/picture">
+                <pic:pic xmlns:pic="http://schemas.openxmlformats.org/drawingml/2006/picture">
+                  <pic:nvPicPr>
+                    <pic:cNvPr id="100174223" name="Picture 1" descr="A red and black circle with green lines&#10;&#10;AI-generated content may be incorrect."/>
+                    <pic:cNvPicPr/>
+                  </pic:nvPicPr>
+                  <pic:blipFill>
+                    <a:blip r:embed="rId27"/>
+                    <a:stretch>
+                      <a:fillRect/>
+                    </a:stretch>
+                  </pic:blipFill>
+                  <pic:spPr>
+                    <a:xfrm>
+                      <a:off x="0" y="0"/>
+                      <a:ext cx="4163006" cy="3762900"/>
+                    </a:xfrm>
+                    <a:prstGeom prst="rect">
+                      <a:avLst/>
+                    </a:prstGeom>
+                  </pic:spPr>
+                </pic:pic>
+              </a:graphicData>
+            </a:graphic>
+          </wp:inline>
+        </w:drawing>
+      </w:r>
+    </w:p>
+    <w:p>
+      <w:r>
+        <w:rPr>
+          <w:noProof/>
+        </w:rPr>
+        <w:lastRenderedPageBreak/>
+        <w:drawing>
+          <wp:inline distT="0" distB="0" distL="0" distR="0" wp14:anchorId="024F2658" wp14:editId="66861860">
+            <wp:extent cx="4067743" cy="3991532"/>
+            <wp:effectExtent l="0" t="0" r="9525" b="9525"/>
+            <wp:docPr id="446802431" name="Picture 1" descr="A black and blue circle with green border&#10;&#10;AI-generated content may be incorrect."/>
+            <wp:cNvGraphicFramePr>
+              <a:graphicFrameLocks xmlns:a="http://schemas.openxmlformats.org/drawingml/2006/main" noChangeAspect="1"/>
+            </wp:cNvGraphicFramePr>
+            <a:graphic xmlns:a="http://schemas.openxmlformats.org/drawingml/2006/main">
+              <a:graphicData uri="http://schemas.openxmlformats.org/drawingml/2006/picture">
+                <pic:pic xmlns:pic="http://schemas.openxmlformats.org/drawingml/2006/picture">
+                  <pic:nvPicPr>
+                    <pic:cNvPr id="446802431" name="Picture 1" descr="A black and blue circle with green border&#10;&#10;AI-generated content may be incorrect."/>
+                    <pic:cNvPicPr/>
+                  </pic:nvPicPr>
+                  <pic:blipFill>
+                    <a:blip r:embed="rId28"/>
+                    <a:stretch>
+                      <a:fillRect/>
+                    </a:stretch>
+                  </pic:blipFill>
+                  <pic:spPr>
+                    <a:xfrm>
+                      <a:off x="0" y="0"/>
+                      <a:ext cx="4067743" cy="3991532"/>
+                    </a:xfrm>
+                    <a:prstGeom prst="rect">
+                      <a:avLst/>
+                    </a:prstGeom>
+                  </pic:spPr>
+                </pic:pic>
+              </a:graphicData>
+            </a:graphic>
+          </wp:inline>
+        </w:drawing>
+      </w:r>
+    </w:p>
+    <w:p>
+      <w:r>
+        <w:t>Pathfinder &gt; Minus Front</w:t>
+      </w:r>
+    </w:p>
+    <w:p>
+      <w:r>
+        <w:rPr>
+          <w:noProof/>
+        </w:rPr>
+        <w:drawing>
+          <wp:inline distT="0" distB="0" distL="0" distR="0" wp14:anchorId="157AD6E3" wp14:editId="28C24F9F">
+            <wp:extent cx="3867690" cy="2267266"/>
+            <wp:effectExtent l="0" t="0" r="0" b="0"/>
+            <wp:docPr id="536156710" name="Picture 1" descr="A black circles with green circles&#10;&#10;AI-generated content may be incorrect."/>
+            <wp:cNvGraphicFramePr>
+              <a:graphicFrameLocks xmlns:a="http://schemas.openxmlformats.org/drawingml/2006/main" noChangeAspect="1"/>
+            </wp:cNvGraphicFramePr>
+            <a:graphic xmlns:a="http://schemas.openxmlformats.org/drawingml/2006/main">
+              <a:graphicData uri="http://schemas.openxmlformats.org/drawingml/2006/picture">
+                <pic:pic xmlns:pic="http://schemas.openxmlformats.org/drawingml/2006/picture">
+                  <pic:nvPicPr>
+                    <pic:cNvPr id="536156710" name="Picture 1" descr="A black circles with green circles&#10;&#10;AI-generated content may be incorrect."/>
+                    <pic:cNvPicPr/>
+                  </pic:nvPicPr>
+                  <pic:blipFill>
+                    <a:blip r:embed="rId29"/>
+                    <a:stretch>
+                      <a:fillRect/>
+                    </a:stretch>
+                  </pic:blipFill>
+                  <pic:spPr>
+                    <a:xfrm>
+                      <a:off x="0" y="0"/>
+                      <a:ext cx="3867690" cy="2267266"/>
+                    </a:xfrm>
+                    <a:prstGeom prst="rect">
+                      <a:avLst/>
+                    </a:prstGeom>
+                  </pic:spPr>
+                </pic:pic>
+              </a:graphicData>
+            </a:graphic>
+          </wp:inline>
+        </w:drawing>
+      </w:r>
+    </w:p>
+    <w:p>
+      <w:r>
+        <w:rPr>
+          <w:noProof/>
+        </w:rPr>
+        <w:lastRenderedPageBreak/>
+        <w:drawing>
+          <wp:inline distT="0" distB="0" distL="0" distR="0" wp14:anchorId="2E6279AD" wp14:editId="3864AF6F">
+            <wp:extent cx="4439270" cy="2676899"/>
+            <wp:effectExtent l="0" t="0" r="0" b="9525"/>
+            <wp:docPr id="1961742289" name="Picture 1" descr="A black circles with a green border&#10;&#10;AI-generated content may be incorrect."/>
+            <wp:cNvGraphicFramePr>
+              <a:graphicFrameLocks xmlns:a="http://schemas.openxmlformats.org/drawingml/2006/main" noChangeAspect="1"/>
+            </wp:cNvGraphicFramePr>
+            <a:graphic xmlns:a="http://schemas.openxmlformats.org/drawingml/2006/main">
+              <a:graphicData uri="http://schemas.openxmlformats.org/drawingml/2006/picture">
+                <pic:pic xmlns:pic="http://schemas.openxmlformats.org/drawingml/2006/picture">
+                  <pic:nvPicPr>
+                    <pic:cNvPr id="1961742289" name="Picture 1" descr="A black circles with a green border&#10;&#10;AI-generated content may be incorrect."/>
+                    <pic:cNvPicPr/>
+                  </pic:nvPicPr>
+                  <pic:blipFill>
+                    <a:blip r:embed="rId30"/>
+                    <a:stretch>
+                      <a:fillRect/>
+                    </a:stretch>
+                  </pic:blipFill>
+                  <pic:spPr>
+                    <a:xfrm>
+                      <a:off x="0" y="0"/>
+                      <a:ext cx="4439270" cy="2676899"/>
+                    </a:xfrm>
+                    <a:prstGeom prst="rect">
+                      <a:avLst/>
+                    </a:prstGeom>
+                  </pic:spPr>
+                </pic:pic>
+              </a:graphicData>
+            </a:graphic>
+          </wp:inline>
+        </w:drawing>
+      </w:r>
+    </w:p>
+    <w:p>
+      <w:r>
+        <w:t>Pathfinder &gt; Exclude</w:t>
+      </w:r>
+    </w:p>
+    <w:p>
+      <w:r>
+        <w:rPr>
+          <w:noProof/>
+        </w:rPr>
+        <w:drawing>
+          <wp:inline distT="0" distB="0" distL="0" distR="0" wp14:anchorId="605FBE35" wp14:editId="4FC72CFC">
+            <wp:extent cx="3381847" cy="3410426"/>
+            <wp:effectExtent l="0" t="0" r="9525" b="0"/>
+            <wp:docPr id="733997122" name="Picture 1" descr="A black and blue logo&#10;&#10;AI-generated content may be incorrect."/>
+            <wp:cNvGraphicFramePr>
+              <a:graphicFrameLocks xmlns:a="http://schemas.openxmlformats.org/drawingml/2006/main" noChangeAspect="1"/>
+            </wp:cNvGraphicFramePr>
+            <a:graphic xmlns:a="http://schemas.openxmlformats.org/drawingml/2006/main">
+              <a:graphicData uri="http://schemas.openxmlformats.org/drawingml/2006/picture">
+                <pic:pic xmlns:pic="http://schemas.openxmlformats.org/drawingml/2006/picture">
+                  <pic:nvPicPr>
+                    <pic:cNvPr id="733997122" name="Picture 1" descr="A black and blue logo&#10;&#10;AI-generated content may be incorrect."/>
+                    <pic:cNvPicPr/>
+                  </pic:nvPicPr>
+                  <pic:blipFill>
+                    <a:blip r:embed="rId31"/>
+                    <a:stretch>
+                      <a:fillRect/>
+                    </a:stretch>
+                  </pic:blipFill>
+                  <pic:spPr>
+                    <a:xfrm>
+                      <a:off x="0" y="0"/>
+                      <a:ext cx="3381847" cy="3410426"/>
+                    </a:xfrm>
+                    <a:prstGeom prst="rect">
+                      <a:avLst/>
+                    </a:prstGeom>
+                  </pic:spPr>
+                </pic:pic>
+              </a:graphicData>
+            </a:graphic>
+          </wp:inline>
+        </w:drawing>
+      </w:r>
+    </w:p>
+    <w:p>
+      <w:r>
+        <w:rPr>
+          <w:noProof/>
+        </w:rPr>
+        <w:lastRenderedPageBreak/>
+        <w:drawing>
+          <wp:inline distT="0" distB="0" distL="0" distR="0" wp14:anchorId="58A659D4" wp14:editId="15004C9E">
+            <wp:extent cx="5611008" cy="4334480"/>
+            <wp:effectExtent l="0" t="0" r="8890" b="9525"/>
+            <wp:docPr id="721284701" name="Picture 1" descr="A black circle with a yellow circle in the middle&#10;&#10;AI-generated content may be incorrect."/>
+            <wp:cNvGraphicFramePr>
+              <a:graphicFrameLocks xmlns:a="http://schemas.openxmlformats.org/drawingml/2006/main" noChangeAspect="1"/>
+            </wp:cNvGraphicFramePr>
+            <a:graphic xmlns:a="http://schemas.openxmlformats.org/drawingml/2006/main">
+              <a:graphicData uri="http://schemas.openxmlformats.org/drawingml/2006/picture">
+                <pic:pic xmlns:pic="http://schemas.openxmlformats.org/drawingml/2006/picture">
+                  <pic:nvPicPr>
+                    <pic:cNvPr id="721284701" name="Picture 1" descr="A black circle with a yellow circle in the middle&#10;&#10;AI-generated content may be incorrect."/>
+                    <pic:cNvPicPr/>
+                  </pic:nvPicPr>
+                  <pic:blipFill>
+                    <a:blip r:embed="rId32"/>
+                    <a:stretch>
+                      <a:fillRect/>
+                    </a:stretch>
+                  </pic:blipFill>
+                  <pic:spPr>
+                    <a:xfrm>
+                      <a:off x="0" y="0"/>
+                      <a:ext cx="5611008" cy="4334480"/>
+                    </a:xfrm>
+                    <a:prstGeom prst="rect">
+                      <a:avLst/>
+                    </a:prstGeom>
+                  </pic:spPr>
+                </pic:pic>
+              </a:graphicData>
+            </a:graphic>
+          </wp:inline>
+        </w:drawing>
+      </w:r>
+    </w:p>
+    <w:p>
+      <w:r>
+        <w:t>Pathfinder &gt; Minus Front</w:t>
+      </w:r>
+    </w:p>
+    <w:p>
+      <w:r>
+        <w:rPr>
+          <w:noProof/>
+        </w:rPr>
+        <w:drawing>
+          <wp:inline distT="0" distB="0" distL="0" distR="0" wp14:anchorId="6FC789CA" wp14:editId="74CAAD5C">
+            <wp:extent cx="3581900" cy="3038899"/>
+            <wp:effectExtent l="0" t="0" r="0" b="9525"/>
+            <wp:docPr id="1769979049" name="Picture 1" descr="A black circle with a green border&#10;&#10;AI-generated content may be incorrect."/>
+            <wp:cNvGraphicFramePr>
+              <a:graphicFrameLocks xmlns:a="http://schemas.openxmlformats.org/drawingml/2006/main" noChangeAspect="1"/>
+            </wp:cNvGraphicFramePr>
+            <a:graphic xmlns:a="http://schemas.openxmlformats.org/drawingml/2006/main">
+              <a:graphicData uri="http://schemas.openxmlformats.org/drawingml/2006/picture">
+                <pic:pic xmlns:pic="http://schemas.openxmlformats.org/drawingml/2006/picture">
+                  <pic:nvPicPr>
+                    <pic:cNvPr id="1769979049" name="Picture 1" descr="A black circle with a green border&#10;&#10;AI-generated content may be incorrect."/>
+                    <pic:cNvPicPr/>
+                  </pic:nvPicPr>
+                  <pic:blipFill>
+                    <a:blip r:embed="rId33"/>
+                    <a:stretch>
+                      <a:fillRect/>
+                    </a:stretch>
+                  </pic:blipFill>
+                  <pic:spPr>
+                    <a:xfrm>
+                      <a:off x="0" y="0"/>
+                      <a:ext cx="3581900" cy="3038899"/>
+                    </a:xfrm>
+                    <a:prstGeom prst="rect">
+                      <a:avLst/>
+                    </a:prstGeom>
+                  </pic:spPr>
+                </pic:pic>
+              </a:graphicData>
+            </a:graphic>
+          </wp:inline>
+        </w:drawing>
+      </w:r>
+    </w:p>
+    <w:p>
+      <w:r>
+        <w:rPr>
+          <w:noProof/>
+        </w:rPr>
+        <w:lastRenderedPageBreak/>
+        <w:drawing>
+          <wp:inline distT="0" distB="0" distL="0" distR="0" wp14:anchorId="1CDC56E2" wp14:editId="7D00A076">
+            <wp:extent cx="5731510" cy="4831080"/>
+            <wp:effectExtent l="0" t="0" r="2540" b="7620"/>
+            <wp:docPr id="1358390545" name="Picture 1" descr="A black and white logo&#10;&#10;AI-generated content may be incorrect."/>
+            <wp:cNvGraphicFramePr>
+              <a:graphicFrameLocks xmlns:a="http://schemas.openxmlformats.org/drawingml/2006/main" noChangeAspect="1"/>
+            </wp:cNvGraphicFramePr>
+            <a:graphic xmlns:a="http://schemas.openxmlformats.org/drawingml/2006/main">
+              <a:graphicData uri="http://schemas.openxmlformats.org/drawingml/2006/picture">
+                <pic:pic xmlns:pic="http://schemas.openxmlformats.org/drawingml/2006/picture">
+                  <pic:nvPicPr>
+                    <pic:cNvPr id="1358390545" name="Picture 1" descr="A black and white logo&#10;&#10;AI-generated content may be incorrect."/>
+                    <pic:cNvPicPr/>
+                  </pic:nvPicPr>
+                  <pic:blipFill>
+                    <a:blip r:embed="rId34"/>
+                    <a:stretch>
+                      <a:fillRect/>
+                    </a:stretch>
+                  </pic:blipFill>
+                  <pic:spPr>
+                    <a:xfrm>
+                      <a:off x="0" y="0"/>
+                      <a:ext cx="5731510" cy="4831080"/>
+                    </a:xfrm>
+                    <a:prstGeom prst="rect">
+                      <a:avLst/>
+                    </a:prstGeom>
+                  </pic:spPr>
+                </pic:pic>
+              </a:graphicData>
+            </a:graphic>
+          </wp:inline>
+        </w:drawing>
+      </w:r>
+    </w:p>
+    <w:p>
+      <w:r>
+        <w:t>Blijven herhalen</w:t>
+      </w:r>
+    </w:p>
+    <w:p>
+      <w:r>
+        <w:rPr>
+          <w:noProof/>
+        </w:rPr>
+        <w:lastRenderedPageBreak/>
+        <w:drawing>
+          <wp:inline distT="0" distB="0" distL="0" distR="0" wp14:anchorId="3F963D67" wp14:editId="7AE9D2A6">
+            <wp:extent cx="5731510" cy="5532755"/>
+            <wp:effectExtent l="0" t="0" r="2540" b="0"/>
+            <wp:docPr id="1795525657" name="Picture 1" descr="A black circle with a green border&#10;&#10;AI-generated content may be incorrect."/>
+            <wp:cNvGraphicFramePr>
+              <a:graphicFrameLocks xmlns:a="http://schemas.openxmlformats.org/drawingml/2006/main" noChangeAspect="1"/>
+            </wp:cNvGraphicFramePr>
+            <a:graphic xmlns:a="http://schemas.openxmlformats.org/drawingml/2006/main">
+              <a:graphicData uri="http://schemas.openxmlformats.org/drawingml/2006/picture">
+                <pic:pic xmlns:pic="http://schemas.openxmlformats.org/drawingml/2006/picture">
+                  <pic:nvPicPr>
+                    <pic:cNvPr id="1795525657" name="Picture 1" descr="A black circle with a green border&#10;&#10;AI-generated content may be incorrect."/>
+                    <pic:cNvPicPr/>
+                  </pic:nvPicPr>
+                  <pic:blipFill>
+                    <a:blip r:embed="rId35"/>
+                    <a:stretch>
+                      <a:fillRect/>
+                    </a:stretch>
+                  </pic:blipFill>
+                  <pic:spPr>
+                    <a:xfrm>
+                      <a:off x="0" y="0"/>
+                      <a:ext cx="5731510" cy="5532755"/>
+                    </a:xfrm>
+                    <a:prstGeom prst="rect">
+                      <a:avLst/>
+                    </a:prstGeom>
+                  </pic:spPr>
+                </pic:pic>
+              </a:graphicData>
+            </a:graphic>
+          </wp:inline>
+        </w:drawing>
+      </w:r>
+    </w:p>
+    <w:p>
+      <w:r>
+        <w:rPr>
+          <w:noProof/>
+        </w:rPr>
+        <w:lastRenderedPageBreak/>
+        <w:drawing>
+          <wp:inline distT="0" distB="0" distL="0" distR="0" wp14:anchorId="7FA989EE" wp14:editId="445010FC">
+            <wp:extent cx="5731510" cy="6623685"/>
+            <wp:effectExtent l="0" t="0" r="2540" b="5715"/>
+            <wp:docPr id="1383345085" name="Picture 1" descr="A screenshot of a computer&#10;&#10;AI-generated content may be incorrect."/>
+            <wp:cNvGraphicFramePr>
+              <a:graphicFrameLocks xmlns:a="http://schemas.openxmlformats.org/drawingml/2006/main" noChangeAspect="1"/>
+            </wp:cNvGraphicFramePr>
+            <a:graphic xmlns:a="http://schemas.openxmlformats.org/drawingml/2006/main">
+              <a:graphicData uri="http://schemas.openxmlformats.org/drawingml/2006/picture">
+                <pic:pic xmlns:pic="http://schemas.openxmlformats.org/drawingml/2006/picture">
+                  <pic:nvPicPr>
+                    <pic:cNvPr id="1383345085" name="Picture 1" descr="A screenshot of a computer&#10;&#10;AI-generated content may be incorrect."/>
+                    <pic:cNvPicPr/>
+                  </pic:nvPicPr>
+                  <pic:blipFill>
+                    <a:blip r:embed="rId36"/>
+                    <a:stretch>
+                      <a:fillRect/>
+                    </a:stretch>
+                  </pic:blipFill>
+                  <pic:spPr>
+                    <a:xfrm>
+                      <a:off x="0" y="0"/>
+                      <a:ext cx="5731510" cy="6623685"/>
+                    </a:xfrm>
+                    <a:prstGeom prst="rect">
+                      <a:avLst/>
+                    </a:prstGeom>
+                  </pic:spPr>
+                </pic:pic>
+              </a:graphicData>
+            </a:graphic>
+          </wp:inline>
+        </w:drawing>
+      </w:r>
+    </w:p>
+    <w:p>
+      <w:r>
+        <w:t>Object &gt; Path &gt; Outline stroke</w:t>
+      </w:r>
+    </w:p>
+    <w:p>
+      <w:r>
+        <w:rPr>
+          <w:noProof/>
+        </w:rPr>
+        <w:lastRenderedPageBreak/>
+        <w:drawing>
+          <wp:inline distT="0" distB="0" distL="0" distR="0" wp14:anchorId="37EFC051" wp14:editId="70ED9CA3">
+            <wp:extent cx="5525271" cy="5220429"/>
+            <wp:effectExtent l="0" t="0" r="0" b="0"/>
+            <wp:docPr id="1012787482" name="Picture 1" descr="A black circle with white circles&#10;&#10;AI-generated content may be incorrect."/>
+            <wp:cNvGraphicFramePr>
+              <a:graphicFrameLocks xmlns:a="http://schemas.openxmlformats.org/drawingml/2006/main" noChangeAspect="1"/>
+            </wp:cNvGraphicFramePr>
+            <a:graphic xmlns:a="http://schemas.openxmlformats.org/drawingml/2006/main">
+              <a:graphicData uri="http://schemas.openxmlformats.org/drawingml/2006/picture">
+                <pic:pic xmlns:pic="http://schemas.openxmlformats.org/drawingml/2006/picture">
+                  <pic:nvPicPr>
+                    <pic:cNvPr id="1012787482" name="Picture 1" descr="A black circle with white circles&#10;&#10;AI-generated content may be incorrect."/>
+                    <pic:cNvPicPr/>
+                  </pic:nvPicPr>
+                  <pic:blipFill>
+                    <a:blip r:embed="rId37"/>
+                    <a:stretch>
+                      <a:fillRect/>
+                    </a:stretch>
+                  </pic:blipFill>
+                  <pic:spPr>
+                    <a:xfrm>
+                      <a:off x="0" y="0"/>
+                      <a:ext cx="5525271" cy="5220429"/>
+                    </a:xfrm>
+                    <a:prstGeom prst="rect">
+                      <a:avLst/>
+                    </a:prstGeom>
+                  </pic:spPr>
+                </pic:pic>
+              </a:graphicData>
+            </a:graphic>
+          </wp:inline>
+        </w:drawing>
+      </w:r>
+    </w:p>
+    <w:p>
+      <w:r>
+        <w:rPr>
+          <w:noProof/>
+        </w:rPr>
+        <w:drawing>
+          <wp:inline distT="0" distB="0" distL="0" distR="0" wp14:anchorId="55BB6A4C" wp14:editId="4841FC02">
+            <wp:extent cx="5731510" cy="3211830"/>
+            <wp:effectExtent l="0" t="0" r="2540" b="7620"/>
+            <wp:docPr id="46771416" name="Picture 1" descr="A screenshot of a computer screen&#10;&#10;AI-generated content may be incorrect."/>
+            <wp:cNvGraphicFramePr>
+              <a:graphicFrameLocks xmlns:a="http://schemas.openxmlformats.org/drawingml/2006/main" noChangeAspect="1"/>
+            </wp:cNvGraphicFramePr>
+            <a:graphic xmlns:a="http://schemas.openxmlformats.org/drawingml/2006/main">
+              <a:graphicData uri="http://schemas.openxmlformats.org/drawingml/2006/picture">
+                <pic:pic xmlns:pic="http://schemas.openxmlformats.org/drawingml/2006/picture">
+                  <pic:nvPicPr>
+                    <pic:cNvPr id="46771416" name="Picture 1" descr="A screenshot of a computer screen&#10;&#10;AI-generated content may be incorrect."/>
+                    <pic:cNvPicPr/>
+                  </pic:nvPicPr>
+                  <pic:blipFill>
+                    <a:blip r:embed="rId38"/>
+                    <a:stretch>
+                      <a:fillRect/>
+                    </a:stretch>
+                  </pic:blipFill>
+                  <pic:spPr>
+                    <a:xfrm>
+                      <a:off x="0" y="0"/>
+                      <a:ext cx="5731510" cy="3211830"/>
+                    </a:xfrm>
+                    <a:prstGeom prst="rect">
+                      <a:avLst/>
+                    </a:prstGeom>
+                  </pic:spPr>
+                </pic:pic>
+              </a:graphicData>
+            </a:graphic>
+          </wp:inline>
+        </w:drawing>
+      </w:r>
+    </w:p>
+    <w:p>
+      <w:r>
+        <w:lastRenderedPageBreak/>
+        <w:t>Pathfinder &gt; Exclude</w:t>
+      </w:r>
+    </w:p>
+    <w:p>
+      <w:r>
+        <w:rPr>
+          <w:noProof/>
+        </w:rPr>
+        <w:drawing>
+          <wp:inline distT="0" distB="0" distL="0" distR="0" wp14:anchorId="1C14AF27" wp14:editId="63381F68">
+            <wp:extent cx="5731510" cy="3194050"/>
+            <wp:effectExtent l="0" t="0" r="2540" b="6350"/>
+            <wp:docPr id="1891624008" name="Picture 1" descr="A blue background with black circles and a blue background&#10;&#10;AI-generated content may be incorrect."/>
+            <wp:cNvGraphicFramePr>
+              <a:graphicFrameLocks xmlns:a="http://schemas.openxmlformats.org/drawingml/2006/main" noChangeAspect="1"/>
+            </wp:cNvGraphicFramePr>
+            <a:graphic xmlns:a="http://schemas.openxmlformats.org/drawingml/2006/main">
+              <a:graphicData uri="http://schemas.openxmlformats.org/drawingml/2006/picture">
+                <pic:pic xmlns:pic="http://schemas.openxmlformats.org/drawingml/2006/picture">
+                  <pic:nvPicPr>
+                    <pic:cNvPr id="1891624008" name="Picture 1" descr="A blue background with black circles and a blue background&#10;&#10;AI-generated content may be incorrect."/>
+                    <pic:cNvPicPr/>
+                  </pic:nvPicPr>
+                  <pic:blipFill>
+                    <a:blip r:embed="rId39"/>
+                    <a:stretch>
+                      <a:fillRect/>
+                    </a:stretch>
+                  </pic:blipFill>
+                  <pic:spPr>
+                    <a:xfrm>
+                      <a:off x="0" y="0"/>
+                      <a:ext cx="5731510" cy="3194050"/>
+                    </a:xfrm>
+                    <a:prstGeom prst="rect">
+                      <a:avLst/>
+                    </a:prstGeom>
+                  </pic:spPr>
+                </pic:pic>
+              </a:graphicData>
+            </a:graphic>
+          </wp:inline>
+        </w:drawing>
+      </w:r>
+    </w:p>
+    <w:p>
+      <w:r>
+        <w:t>Pathfinder &gt; Exclude</w:t>
+      </w:r>
+    </w:p>
+    <w:p>
+      <w:r>
+        <w:rPr>
+          <w:noProof/>
+        </w:rPr>
+        <w:lastRenderedPageBreak/>
+        <w:drawing>
+          <wp:inline distT="0" distB="0" distL="0" distR="0" wp14:anchorId="4ED4CB3E" wp14:editId="55B104B5">
+            <wp:extent cx="5731510" cy="5279390"/>
+            <wp:effectExtent l="0" t="0" r="2540" b="0"/>
+            <wp:docPr id="964928999" name="Picture 1" descr="A black and white circle with a blue background&#10;&#10;AI-generated content may be incorrect."/>
+            <wp:cNvGraphicFramePr>
+              <a:graphicFrameLocks xmlns:a="http://schemas.openxmlformats.org/drawingml/2006/main" noChangeAspect="1"/>
+            </wp:cNvGraphicFramePr>
+            <a:graphic xmlns:a="http://schemas.openxmlformats.org/drawingml/2006/main">
+              <a:graphicData uri="http://schemas.openxmlformats.org/drawingml/2006/picture">
+                <pic:pic xmlns:pic="http://schemas.openxmlformats.org/drawingml/2006/picture">
+                  <pic:nvPicPr>
+                    <pic:cNvPr id="964928999" name="Picture 1" descr="A black and white circle with a blue background&#10;&#10;AI-generated content may be incorrect."/>
+                    <pic:cNvPicPr/>
+                  </pic:nvPicPr>
+                  <pic:blipFill>
+                    <a:blip r:embed="rId40"/>
+                    <a:stretch>
+                      <a:fillRect/>
+                    </a:stretch>
+                  </pic:blipFill>
+                  <pic:spPr>
+                    <a:xfrm>
+                      <a:off x="0" y="0"/>
+                      <a:ext cx="5731510" cy="5279390"/>
+                    </a:xfrm>
+                    <a:prstGeom prst="rect">
+                      <a:avLst/>
+                    </a:prstGeom>
+                  </pic:spPr>
+                </pic:pic>
+              </a:graphicData>
+            </a:graphic>
+          </wp:inline>
+        </w:drawing>
+      </w:r>
+    </w:p>
+    <w:p>
+      <w:r>
+        <w:rPr>
+          <w:noProof/>
+        </w:rPr>
+        <w:lastRenderedPageBreak/>
+        <w:drawing>
+          <wp:inline distT="0" distB="0" distL="0" distR="0" wp14:anchorId="3AD11249" wp14:editId="3419CF97">
+            <wp:extent cx="5731510" cy="4466590"/>
+            <wp:effectExtent l="0" t="0" r="2540" b="0"/>
+            <wp:docPr id="1560115630" name="Picture 1" descr="A black and grey circles with green dots&#10;&#10;AI-generated content may be incorrect."/>
+            <wp:cNvGraphicFramePr>
+              <a:graphicFrameLocks xmlns:a="http://schemas.openxmlformats.org/drawingml/2006/main" noChangeAspect="1"/>
+            </wp:cNvGraphicFramePr>
+            <a:graphic xmlns:a="http://schemas.openxmlformats.org/drawingml/2006/main">
+              <a:graphicData uri="http://schemas.openxmlformats.org/drawingml/2006/picture">
+                <pic:pic xmlns:pic="http://schemas.openxmlformats.org/drawingml/2006/picture">
+                  <pic:nvPicPr>
+                    <pic:cNvPr id="1560115630" name="Picture 1" descr="A black and grey circles with green dots&#10;&#10;AI-generated content may be incorrect."/>
+                    <pic:cNvPicPr/>
+                  </pic:nvPicPr>
+                  <pic:blipFill>
+                    <a:blip r:embed="rId41"/>
+                    <a:stretch>
+                      <a:fillRect/>
+                    </a:stretch>
+                  </pic:blipFill>
+                  <pic:spPr>
+                    <a:xfrm>
+                      <a:off x="0" y="0"/>
+                      <a:ext cx="5731510" cy="4466590"/>
+                    </a:xfrm>
+                    <a:prstGeom prst="rect">
+                      <a:avLst/>
+                    </a:prstGeom>
+                  </pic:spPr>
+                </pic:pic>
+              </a:graphicData>
+            </a:graphic>
+          </wp:inline>
+        </w:drawing>
+      </w:r>
+    </w:p>
+    <w:p>
+      <w:r>
+        <w:t>Pathfinder &gt; Exclude</w:t>
+      </w:r>
+    </w:p>
+    <w:p>
+      <w:r>
+        <w:rPr>
+          <w:noProof/>
+        </w:rPr>
+        <w:lastRenderedPageBreak/>
+        <w:drawing>
+          <wp:inline distT="0" distB="0" distL="0" distR="0" wp14:anchorId="54AD078B" wp14:editId="2616A635">
+            <wp:extent cx="3334215" cy="5144218"/>
+            <wp:effectExtent l="0" t="0" r="0" b="0"/>
+            <wp:docPr id="186734552" name="Picture 1" descr="A black and blue circle with green lines&#10;&#10;AI-generated content may be incorrect."/>
+            <wp:cNvGraphicFramePr>
+              <a:graphicFrameLocks xmlns:a="http://schemas.openxmlformats.org/drawingml/2006/main" noChangeAspect="1"/>
+            </wp:cNvGraphicFramePr>
+            <a:graphic xmlns:a="http://schemas.openxmlformats.org/drawingml/2006/main">
+              <a:graphicData uri="http://schemas.openxmlformats.org/drawingml/2006/picture">
+                <pic:pic xmlns:pic="http://schemas.openxmlformats.org/drawingml/2006/picture">
+                  <pic:nvPicPr>
+                    <pic:cNvPr id="186734552" name="Picture 1" descr="A black and blue circle with green lines&#10;&#10;AI-generated content may be incorrect."/>
+                    <pic:cNvPicPr/>
+                  </pic:nvPicPr>
+                  <pic:blipFill>
+                    <a:blip r:embed="rId42"/>
+                    <a:stretch>
+                      <a:fillRect/>
+                    </a:stretch>
+                  </pic:blipFill>
+                  <pic:spPr>
+                    <a:xfrm>
+                      <a:off x="0" y="0"/>
+                      <a:ext cx="3334215" cy="5144218"/>
+                    </a:xfrm>
+                    <a:prstGeom prst="rect">
+                      <a:avLst/>
+                    </a:prstGeom>
+                  </pic:spPr>
+                </pic:pic>
+              </a:graphicData>
+            </a:graphic>
+          </wp:inline>
+        </w:drawing>
+      </w:r>
+    </w:p>
+    <w:p>
+      <w:r>
+        <w:t>Pathfinder &gt; Exclude</w:t>
+      </w:r>
+    </w:p>
+    <w:p>
+      <w:r>
+        <w:rPr>
+          <w:noProof/>
+        </w:rPr>
+        <w:lastRenderedPageBreak/>
+        <w:drawing>
+          <wp:inline distT="0" distB="0" distL="0" distR="0" wp14:anchorId="67C88DF8" wp14:editId="0635AC8F">
+            <wp:extent cx="5487166" cy="5544324"/>
+            <wp:effectExtent l="0" t="0" r="0" b="0"/>
+            <wp:docPr id="245906121" name="Picture 1" descr="A black and blue circle with green border&#10;&#10;AI-generated content may be incorrect."/>
+            <wp:cNvGraphicFramePr>
+              <a:graphicFrameLocks xmlns:a="http://schemas.openxmlformats.org/drawingml/2006/main" noChangeAspect="1"/>
+            </wp:cNvGraphicFramePr>
+            <a:graphic xmlns:a="http://schemas.openxmlformats.org/drawingml/2006/main">
+              <a:graphicData uri="http://schemas.openxmlformats.org/drawingml/2006/picture">
+                <pic:pic xmlns:pic="http://schemas.openxmlformats.org/drawingml/2006/picture">
+                  <pic:nvPicPr>
+                    <pic:cNvPr id="245906121" name="Picture 1" descr="A black and blue circle with green border&#10;&#10;AI-generated content may be incorrect."/>
+                    <pic:cNvPicPr/>
+                  </pic:nvPicPr>
+                  <pic:blipFill>
+                    <a:blip r:embed="rId43"/>
+                    <a:stretch>
+                      <a:fillRect/>
+                    </a:stretch>
+                  </pic:blipFill>
+                  <pic:spPr>
+                    <a:xfrm>
+                      <a:off x="0" y="0"/>
+                      <a:ext cx="5487166" cy="5544324"/>
+                    </a:xfrm>
+                    <a:prstGeom prst="rect">
+                      <a:avLst/>
+                    </a:prstGeom>
+                  </pic:spPr>
+                </pic:pic>
+              </a:graphicData>
+            </a:graphic>
+          </wp:inline>
+        </w:drawing>
+      </w:r>
+    </w:p>
+    <w:p>
+      <w:r>
+        <w:t>Herhalen</w:t>
+      </w:r>
+    </w:p>
+    <w:p>
+      <w:r>
+        <w:rPr>
+          <w:noProof/>
+        </w:rPr>
+        <w:lastRenderedPageBreak/>
+        <w:drawing>
+          <wp:inline distT="0" distB="0" distL="0" distR="0" wp14:anchorId="1CFAC76E" wp14:editId="65D49E2B">
+            <wp:extent cx="5731510" cy="2979420"/>
+            <wp:effectExtent l="0" t="0" r="2540" b="0"/>
+            <wp:docPr id="1552735817" name="Picture 1" descr="A group of black and white circles&#10;&#10;AI-generated content may be incorrect."/>
+            <wp:cNvGraphicFramePr>
+              <a:graphicFrameLocks xmlns:a="http://schemas.openxmlformats.org/drawingml/2006/main" noChangeAspect="1"/>
+            </wp:cNvGraphicFramePr>
+            <a:graphic xmlns:a="http://schemas.openxmlformats.org/drawingml/2006/main">
+              <a:graphicData uri="http://schemas.openxmlformats.org/drawingml/2006/picture">
+                <pic:pic xmlns:pic="http://schemas.openxmlformats.org/drawingml/2006/picture">
+                  <pic:nvPicPr>
+                    <pic:cNvPr id="1552735817" name="Picture 1" descr="A group of black and white circles&#10;&#10;AI-generated content may be incorrect."/>
+                    <pic:cNvPicPr/>
+                  </pic:nvPicPr>
+                  <pic:blipFill>
+                    <a:blip r:embed="rId44"/>
+                    <a:stretch>
+                      <a:fillRect/>
+                    </a:stretch>
+                  </pic:blipFill>
+                  <pic:spPr>
+                    <a:xfrm>
+                      <a:off x="0" y="0"/>
+                      <a:ext cx="5731510" cy="2979420"/>
+                    </a:xfrm>
+                    <a:prstGeom prst="rect">
+                      <a:avLst/>
+                    </a:prstGeom>
+                  </pic:spPr>
+                </pic:pic>
+              </a:graphicData>
+            </a:graphic>
+          </wp:inline>
+        </w:drawing>
+      </w:r>
+    </w:p>
+    <w:p>
+      <w:r>
+        <w:rPr>
+          <w:noProof/>
+        </w:rPr>
+        <w:drawing>
+          <wp:inline distT="0" distB="0" distL="0" distR="0" wp14:anchorId="6E0B20B3" wp14:editId="44BE13F0">
+            <wp:extent cx="5731510" cy="2474595"/>
+            <wp:effectExtent l="0" t="0" r="2540" b="1905"/>
+            <wp:docPr id="1437177347" name="Picture 1" descr="A black and white logo&#10;&#10;AI-generated content may be incorrect."/>
+            <wp:cNvGraphicFramePr>
+              <a:graphicFrameLocks xmlns:a="http://schemas.openxmlformats.org/drawingml/2006/main" noChangeAspect="1"/>
+            </wp:cNvGraphicFramePr>
+            <a:graphic xmlns:a="http://schemas.openxmlformats.org/drawingml/2006/main">
+              <a:graphicData uri="http://schemas.openxmlformats.org/drawingml/2006/picture">
+                <pic:pic xmlns:pic="http://schemas.openxmlformats.org/drawingml/2006/picture">
+                  <pic:nvPicPr>
+                    <pic:cNvPr id="1437177347" name="Picture 1" descr="A black and white logo&#10;&#10;AI-generated content may be incorrect."/>
+                    <pic:cNvPicPr/>
+                  </pic:nvPicPr>
+                  <pic:blipFill>
+                    <a:blip r:embed="rId45"/>
+                    <a:stretch>
+                      <a:fillRect/>
+                    </a:stretch>
+                  </pic:blipFill>
+                  <pic:spPr>
+                    <a:xfrm>
+                      <a:off x="0" y="0"/>
+                      <a:ext cx="5731510" cy="2474595"/>
+                    </a:xfrm>
+                    <a:prstGeom prst="rect">
+                      <a:avLst/>
+                    </a:prstGeom>
+                  </pic:spPr>
+                </pic:pic>
+              </a:graphicData>
+            </a:graphic>
+          </wp:inline>
+        </w:drawing>
+      </w:r>
+    </w:p>
+    <w:p>
+      <w:r>
+        <w:rPr>
+          <w:noProof/>
+        </w:rPr>
+        <w:drawing>
+          <wp:inline distT="0" distB="0" distL="0" distR="0" wp14:anchorId="41F4F186" wp14:editId="4988A936">
+            <wp:extent cx="5731510" cy="2664460"/>
+            <wp:effectExtent l="0" t="0" r="2540" b="2540"/>
+            <wp:docPr id="581473216" name="Picture 1" descr="A black and white picture of a train&#10;&#10;AI-generated content may be incorrect."/>
+            <wp:cNvGraphicFramePr>
+              <a:graphicFrameLocks xmlns:a="http://schemas.openxmlformats.org/drawingml/2006/main" noChangeAspect="1"/>
+            </wp:cNvGraphicFramePr>
+            <a:graphic xmlns:a="http://schemas.openxmlformats.org/drawingml/2006/main">
+              <a:graphicData uri="http://schemas.openxmlformats.org/drawingml/2006/picture">
+                <pic:pic xmlns:pic="http://schemas.openxmlformats.org/drawingml/2006/picture">
+                  <pic:nvPicPr>
+                    <pic:cNvPr id="581473216" name="Picture 1" descr="A black and white picture of a train&#10;&#10;AI-generated content may be incorrect."/>
+                    <pic:cNvPicPr/>
+                  </pic:nvPicPr>
+                  <pic:blipFill>
+                    <a:blip r:embed="rId46"/>
+                    <a:stretch>
+                      <a:fillRect/>
+                    </a:stretch>
+                  </pic:blipFill>
+                  <pic:spPr>
+                    <a:xfrm>
+                      <a:off x="0" y="0"/>
+                      <a:ext cx="5731510" cy="2664460"/>
+                    </a:xfrm>
+                    <a:prstGeom prst="rect">
+                      <a:avLst/>
+                    </a:prstGeom>
+                  </pic:spPr>
+                </pic:pic>
+              </a:graphicData>
+            </a:graphic>
+          </wp:inline>
+        </w:drawing>
+      </w:r>
+    </w:p>
+    <w:p>
+      <w:r>
+        <w:t>Pathfinder &gt; Minus Front</w:t>
+      </w:r>
+    </w:p>
+    <w:p>
+      <w:r>
+        <w:rPr>
+          <w:noProof/>
+        </w:rPr>
+        <w:lastRenderedPageBreak/>
+        <w:drawing>
+          <wp:inline distT="0" distB="0" distL="0" distR="0" wp14:anchorId="788D9A2F" wp14:editId="036D4C73">
+            <wp:extent cx="5731510" cy="3896995"/>
+            <wp:effectExtent l="0" t="0" r="2540" b="8255"/>
+            <wp:docPr id="582814618" name="Picture 1" descr="A screen shot of a computer&#10;&#10;AI-generated content may be incorrect."/>
+            <wp:cNvGraphicFramePr>
+              <a:graphicFrameLocks xmlns:a="http://schemas.openxmlformats.org/drawingml/2006/main" noChangeAspect="1"/>
+            </wp:cNvGraphicFramePr>
+            <a:graphic xmlns:a="http://schemas.openxmlformats.org/drawingml/2006/main">
+              <a:graphicData uri="http://schemas.openxmlformats.org/drawingml/2006/picture">
+                <pic:pic xmlns:pic="http://schemas.openxmlformats.org/drawingml/2006/picture">
+                  <pic:nvPicPr>
+                    <pic:cNvPr id="582814618" name="Picture 1" descr="A screen shot of a computer&#10;&#10;AI-generated content may be incorrect."/>
+                    <pic:cNvPicPr/>
+                  </pic:nvPicPr>
+                  <pic:blipFill>
+                    <a:blip r:embed="rId47"/>
+                    <a:stretch>
+                      <a:fillRect/>
+                    </a:stretch>
+                  </pic:blipFill>
+                  <pic:spPr>
+                    <a:xfrm>
+                      <a:off x="0" y="0"/>
+                      <a:ext cx="5731510" cy="3896995"/>
+                    </a:xfrm>
+                    <a:prstGeom prst="rect">
+                      <a:avLst/>
+                    </a:prstGeom>
+                  </pic:spPr>
+                </pic:pic>
+              </a:graphicData>
+            </a:graphic>
+          </wp:inline>
+        </w:drawing>
+      </w:r>
+    </w:p>
+    <w:p>
+      <w:r>
+        <w:rPr>
+          <w:noProof/>
+        </w:rPr>
+        <w:lastRenderedPageBreak/>
+        <w:drawing>
+          <wp:inline distT="0" distB="0" distL="0" distR="0" wp14:anchorId="641042D0" wp14:editId="3F04CE18">
+            <wp:extent cx="5731510" cy="5580380"/>
+            <wp:effectExtent l="0" t="0" r="2540" b="1270"/>
+            <wp:docPr id="511942524" name="Picture 1" descr="A black star on a white background&#10;&#10;AI-generated content may be incorrect."/>
+            <wp:cNvGraphicFramePr>
+              <a:graphicFrameLocks xmlns:a="http://schemas.openxmlformats.org/drawingml/2006/main" noChangeAspect="1"/>
+            </wp:cNvGraphicFramePr>
+            <a:graphic xmlns:a="http://schemas.openxmlformats.org/drawingml/2006/main">
+              <a:graphicData uri="http://schemas.openxmlformats.org/drawingml/2006/picture">
+                <pic:pic xmlns:pic="http://schemas.openxmlformats.org/drawingml/2006/picture">
+                  <pic:nvPicPr>
+                    <pic:cNvPr id="511942524" name="Picture 1" descr="A black star on a white background&#10;&#10;AI-generated content may be incorrect."/>
+                    <pic:cNvPicPr/>
+                  </pic:nvPicPr>
+                  <pic:blipFill>
+                    <a:blip r:embed="rId48"/>
+                    <a:stretch>
+                      <a:fillRect/>
+                    </a:stretch>
+                  </pic:blipFill>
+                  <pic:spPr>
+                    <a:xfrm>
+                      <a:off x="0" y="0"/>
+                      <a:ext cx="5731510" cy="5580380"/>
+                    </a:xfrm>
+                    <a:prstGeom prst="rect">
+                      <a:avLst/>
+                    </a:prstGeom>
+                  </pic:spPr>
+                </pic:pic>
+              </a:graphicData>
+            </a:graphic>
+          </wp:inline>
+        </w:drawing>
+      </w:r>
+    </w:p>
+    <w:p>
+      <w:r>
+        <w:rPr>
+          <w:noProof/>
+        </w:rPr>
+        <w:drawing>
+          <wp:inline distT="0" distB="0" distL="0" distR="0" wp14:anchorId="5BF37C58" wp14:editId="0101D426">
+            <wp:extent cx="4267796" cy="2353003"/>
+            <wp:effectExtent l="0" t="0" r="0" b="0"/>
+            <wp:docPr id="2111035646" name="Picture 1" descr="A black and orange star and a building&#10;&#10;AI-generated content may be incorrect."/>
+            <wp:cNvGraphicFramePr>
+              <a:graphicFrameLocks xmlns:a="http://schemas.openxmlformats.org/drawingml/2006/main" noChangeAspect="1"/>
+            </wp:cNvGraphicFramePr>
+            <a:graphic xmlns:a="http://schemas.openxmlformats.org/drawingml/2006/main">
+              <a:graphicData uri="http://schemas.openxmlformats.org/drawingml/2006/picture">
+                <pic:pic xmlns:pic="http://schemas.openxmlformats.org/drawingml/2006/picture">
+                  <pic:nvPicPr>
+                    <pic:cNvPr id="2111035646" name="Picture 1" descr="A black and orange star and a building&#10;&#10;AI-generated content may be incorrect."/>
+                    <pic:cNvPicPr/>
+                  </pic:nvPicPr>
+                  <pic:blipFill>
+                    <a:blip r:embed="rId49"/>
+                    <a:stretch>
+                      <a:fillRect/>
+                    </a:stretch>
+                  </pic:blipFill>
+                  <pic:spPr>
+                    <a:xfrm>
+                      <a:off x="0" y="0"/>
+                      <a:ext cx="4267796" cy="2353003"/>
+                    </a:xfrm>
+                    <a:prstGeom prst="rect">
+                      <a:avLst/>
+                    </a:prstGeom>
+                  </pic:spPr>
+                </pic:pic>
+              </a:graphicData>
+            </a:graphic>
+          </wp:inline>
+        </w:drawing>
+      </w:r>
+    </w:p>
+    <w:p>
+      <w:r>
+        <w:rPr>
+          <w:noProof/>
+        </w:rPr>
+        <w:lastRenderedPageBreak/>
+        <w:drawing>
+          <wp:inline distT="0" distB="0" distL="0" distR="0" wp14:anchorId="79601162" wp14:editId="5CC15657">
+            <wp:extent cx="5731510" cy="3429635"/>
+            <wp:effectExtent l="0" t="0" r="2540" b="0"/>
+            <wp:docPr id="1843213718" name="Picture 1" descr="A colorful drawing of a building&#10;&#10;AI-generated content may be incorrect."/>
+            <wp:cNvGraphicFramePr>
+              <a:graphicFrameLocks xmlns:a="http://schemas.openxmlformats.org/drawingml/2006/main" noChangeAspect="1"/>
+            </wp:cNvGraphicFramePr>
+            <a:graphic xmlns:a="http://schemas.openxmlformats.org/drawingml/2006/main">
+              <a:graphicData uri="http://schemas.openxmlformats.org/drawingml/2006/picture">
+                <pic:pic xmlns:pic="http://schemas.openxmlformats.org/drawingml/2006/picture">
+                  <pic:nvPicPr>
+                    <pic:cNvPr id="1843213718" name="Picture 1" descr="A colorful drawing of a building&#10;&#10;AI-generated content may be incorrect."/>
+                    <pic:cNvPicPr/>
+                  </pic:nvPicPr>
+                  <pic:blipFill>
+                    <a:blip r:embed="rId50"/>
+                    <a:stretch>
+                      <a:fillRect/>
+                    </a:stretch>
+                  </pic:blipFill>
+                  <pic:spPr>
+                    <a:xfrm>
+                      <a:off x="0" y="0"/>
+                      <a:ext cx="5731510" cy="3429635"/>
+                    </a:xfrm>
+                    <a:prstGeom prst="rect">
+                      <a:avLst/>
+                    </a:prstGeom>
+                  </pic:spPr>
+                </pic:pic>
+              </a:graphicData>
+            </a:graphic>
+          </wp:inline>
+        </w:drawing>
+      </w:r>
+    </w:p>
+    <w:p>
+      <w:r>
+        <w:rPr>
+          <w:noProof/>
+        </w:rPr>
+        <w:drawing>
+          <wp:inline distT="0" distB="0" distL="0" distR="0" wp14:anchorId="53E8AF04" wp14:editId="3ADFAB7A">
+            <wp:extent cx="5731510" cy="2967990"/>
+            <wp:effectExtent l="0" t="0" r="2540" b="3810"/>
+            <wp:docPr id="691984165" name="Picture 1" descr="A screenshot of a computer graphics tool&#10;&#10;AI-generated content may be incorrect."/>
+            <wp:cNvGraphicFramePr>
+              <a:graphicFrameLocks xmlns:a="http://schemas.openxmlformats.org/drawingml/2006/main" noChangeAspect="1"/>
+            </wp:cNvGraphicFramePr>
+            <a:graphic xmlns:a="http://schemas.openxmlformats.org/drawingml/2006/main">
+              <a:graphicData uri="http://schemas.openxmlformats.org/drawingml/2006/picture">
+                <pic:pic xmlns:pic="http://schemas.openxmlformats.org/drawingml/2006/picture">
+                  <pic:nvPicPr>
+                    <pic:cNvPr id="691984165" name="Picture 1" descr="A screenshot of a computer graphics tool&#10;&#10;AI-generated content may be incorrect."/>
+                    <pic:cNvPicPr/>
+                  </pic:nvPicPr>
+                  <pic:blipFill>
+                    <a:blip r:embed="rId51"/>
+                    <a:stretch>
+                      <a:fillRect/>
+                    </a:stretch>
+                  </pic:blipFill>
+                  <pic:spPr>
+                    <a:xfrm>
+                      <a:off x="0" y="0"/>
+                      <a:ext cx="5731510" cy="2967990"/>
+                    </a:xfrm>
+                    <a:prstGeom prst="rect">
+                      <a:avLst/>
+                    </a:prstGeom>
+                  </pic:spPr>
+                </pic:pic>
+              </a:graphicData>
+            </a:graphic>
+          </wp:inline>
+        </w:drawing>
+      </w:r>
+    </w:p>
+    <w:p>
+      <w:r>
+        <w:t>2 rectangles met afgronde hoeken top</w:t>
+      </w:r>
+    </w:p>
+    <w:p>
+      <w:r>
+        <w:rPr>
+          <w:noProof/>
+        </w:rPr>
+        <w:lastRenderedPageBreak/>
+        <w:drawing>
+          <wp:inline distT="0" distB="0" distL="0" distR="0" wp14:anchorId="210A9038" wp14:editId="4222664B">
+            <wp:extent cx="5731510" cy="3121025"/>
+            <wp:effectExtent l="0" t="0" r="2540" b="3175"/>
+            <wp:docPr id="1031429807" name="Picture 1" descr="A blue and grey building with a eye and a blue building&#10;&#10;AI-generated content may be incorrect."/>
+            <wp:cNvGraphicFramePr>
+              <a:graphicFrameLocks xmlns:a="http://schemas.openxmlformats.org/drawingml/2006/main" noChangeAspect="1"/>
+            </wp:cNvGraphicFramePr>
+            <a:graphic xmlns:a="http://schemas.openxmlformats.org/drawingml/2006/main">
+              <a:graphicData uri="http://schemas.openxmlformats.org/drawingml/2006/picture">
+                <pic:pic xmlns:pic="http://schemas.openxmlformats.org/drawingml/2006/picture">
+                  <pic:nvPicPr>
+                    <pic:cNvPr id="1031429807" name="Picture 1" descr="A blue and grey building with a eye and a blue building&#10;&#10;AI-generated content may be incorrect."/>
+                    <pic:cNvPicPr/>
+                  </pic:nvPicPr>
+                  <pic:blipFill>
+                    <a:blip r:embed="rId52"/>
+                    <a:stretch>
+                      <a:fillRect/>
+                    </a:stretch>
+                  </pic:blipFill>
+                  <pic:spPr>
+                    <a:xfrm>
+                      <a:off x="0" y="0"/>
+                      <a:ext cx="5731510" cy="3121025"/>
+                    </a:xfrm>
+                    <a:prstGeom prst="rect">
+                      <a:avLst/>
+                    </a:prstGeom>
+                  </pic:spPr>
+                </pic:pic>
+              </a:graphicData>
+            </a:graphic>
+          </wp:inline>
+        </w:drawing>
+      </w:r>
+    </w:p>
+    <w:p>
+      <w:r>
+        <w:t>Pathfinder &gt; Minus front</w:t>
+      </w:r>
+    </w:p>
+    <w:p>
+      <w:r>
+        <w:rPr>
+          <w:noProof/>
+        </w:rPr>
+        <w:drawing>
+          <wp:inline distT="0" distB="0" distL="0" distR="0" wp14:anchorId="15BFC8EA" wp14:editId="6373DA80">
+            <wp:extent cx="5630061" cy="4105848"/>
+            <wp:effectExtent l="0" t="0" r="8890" b="9525"/>
+            <wp:docPr id="1544541501" name="Picture 1" descr="A black and blue squares&#10;&#10;AI-generated content may be incorrect."/>
+            <wp:cNvGraphicFramePr>
+              <a:graphicFrameLocks xmlns:a="http://schemas.openxmlformats.org/drawingml/2006/main" noChangeAspect="1"/>
+            </wp:cNvGraphicFramePr>
+            <a:graphic xmlns:a="http://schemas.openxmlformats.org/drawingml/2006/main">
+              <a:graphicData uri="http://schemas.openxmlformats.org/drawingml/2006/picture">
+                <pic:pic xmlns:pic="http://schemas.openxmlformats.org/drawingml/2006/picture">
+                  <pic:nvPicPr>
+                    <pic:cNvPr id="1544541501" name="Picture 1" descr="A black and blue squares&#10;&#10;AI-generated content may be incorrect."/>
+                    <pic:cNvPicPr/>
+                  </pic:nvPicPr>
+                  <pic:blipFill>
+                    <a:blip r:embed="rId53"/>
+                    <a:stretch>
+                      <a:fillRect/>
+                    </a:stretch>
+                  </pic:blipFill>
+                  <pic:spPr>
+                    <a:xfrm>
+                      <a:off x="0" y="0"/>
+                      <a:ext cx="5630061" cy="4105848"/>
+                    </a:xfrm>
+                    <a:prstGeom prst="rect">
+                      <a:avLst/>
+                    </a:prstGeom>
+                  </pic:spPr>
+                </pic:pic>
+              </a:graphicData>
+            </a:graphic>
+          </wp:inline>
+        </w:drawing>
+      </w:r>
+    </w:p>
+    <w:p>
+      <w:r>
+        <w:rPr>
+          <w:noProof/>
+        </w:rPr>
+        <w:lastRenderedPageBreak/>
+        <w:drawing>
+          <wp:inline distT="0" distB="0" distL="0" distR="0" wp14:anchorId="13885D31" wp14:editId="2B99E3C3">
+            <wp:extent cx="5731510" cy="4344035"/>
+            <wp:effectExtent l="0" t="0" r="2540" b="0"/>
+            <wp:docPr id="1962635436" name="Picture 1" descr="A black and blue rectangle with green dots&#10;&#10;AI-generated content may be incorrect."/>
+            <wp:cNvGraphicFramePr>
+              <a:graphicFrameLocks xmlns:a="http://schemas.openxmlformats.org/drawingml/2006/main" noChangeAspect="1"/>
+            </wp:cNvGraphicFramePr>
+            <a:graphic xmlns:a="http://schemas.openxmlformats.org/drawingml/2006/main">
+              <a:graphicData uri="http://schemas.openxmlformats.org/drawingml/2006/picture">
+                <pic:pic xmlns:pic="http://schemas.openxmlformats.org/drawingml/2006/picture">
+                  <pic:nvPicPr>
+                    <pic:cNvPr id="1962635436" name="Picture 1" descr="A black and blue rectangle with green dots&#10;&#10;AI-generated content may be incorrect."/>
+                    <pic:cNvPicPr/>
+                  </pic:nvPicPr>
+                  <pic:blipFill>
+                    <a:blip r:embed="rId54"/>
+                    <a:stretch>
+                      <a:fillRect/>
+                    </a:stretch>
+                  </pic:blipFill>
+                  <pic:spPr>
+                    <a:xfrm>
+                      <a:off x="0" y="0"/>
+                      <a:ext cx="5731510" cy="4344035"/>
+                    </a:xfrm>
+                    <a:prstGeom prst="rect">
+                      <a:avLst/>
+                    </a:prstGeom>
+                  </pic:spPr>
+                </pic:pic>
+              </a:graphicData>
+            </a:graphic>
+          </wp:inline>
+        </w:drawing>
+      </w:r>
+    </w:p>
+    <w:p>
+      <w:r>
+        <w:rPr>
+          <w:noProof/>
+        </w:rPr>
+        <w:lastRenderedPageBreak/>
+        <w:drawing>
+          <wp:inline distT="0" distB="0" distL="0" distR="0" wp14:anchorId="70FD26EF" wp14:editId="5AE84BF9">
+            <wp:extent cx="5706271" cy="4220164"/>
+            <wp:effectExtent l="0" t="0" r="8890" b="9525"/>
+            <wp:docPr id="1398845950" name="Picture 1" descr="A black and blue square with a green border&#10;&#10;AI-generated content may be incorrect."/>
+            <wp:cNvGraphicFramePr>
+              <a:graphicFrameLocks xmlns:a="http://schemas.openxmlformats.org/drawingml/2006/main" noChangeAspect="1"/>
+            </wp:cNvGraphicFramePr>
+            <a:graphic xmlns:a="http://schemas.openxmlformats.org/drawingml/2006/main">
+              <a:graphicData uri="http://schemas.openxmlformats.org/drawingml/2006/picture">
+                <pic:pic xmlns:pic="http://schemas.openxmlformats.org/drawingml/2006/picture">
+                  <pic:nvPicPr>
+                    <pic:cNvPr id="1398845950" name="Picture 1" descr="A black and blue square with a green border&#10;&#10;AI-generated content may be incorrect."/>
+                    <pic:cNvPicPr/>
+                  </pic:nvPicPr>
+                  <pic:blipFill>
+                    <a:blip r:embed="rId55"/>
+                    <a:stretch>
+                      <a:fillRect/>
+                    </a:stretch>
+                  </pic:blipFill>
+                  <pic:spPr>
+                    <a:xfrm>
+                      <a:off x="0" y="0"/>
+                      <a:ext cx="5706271" cy="4220164"/>
+                    </a:xfrm>
+                    <a:prstGeom prst="rect">
+                      <a:avLst/>
+                    </a:prstGeom>
+                  </pic:spPr>
+                </pic:pic>
+              </a:graphicData>
+            </a:graphic>
+          </wp:inline>
+        </w:drawing>
+      </w:r>
+      <w:r>
+        <w:t>Pathfinder &gt; Merge</w:t>
+      </w:r>
+    </w:p>
+    <w:p>
+      <w:r>
+        <w:rPr>
+          <w:noProof/>
+        </w:rPr>
+        <w:lastRenderedPageBreak/>
+        <w:drawing>
+          <wp:inline distT="0" distB="0" distL="0" distR="0" wp14:anchorId="0D780BE7" wp14:editId="435523E1">
+            <wp:extent cx="4467849" cy="6125430"/>
+            <wp:effectExtent l="0" t="0" r="9525" b="0"/>
+            <wp:docPr id="358475325" name="Picture 1" descr="A screenshot of a computer screen&#10;&#10;AI-generated content may be incorrect."/>
+            <wp:cNvGraphicFramePr>
+              <a:graphicFrameLocks xmlns:a="http://schemas.openxmlformats.org/drawingml/2006/main" noChangeAspect="1"/>
+            </wp:cNvGraphicFramePr>
+            <a:graphic xmlns:a="http://schemas.openxmlformats.org/drawingml/2006/main">
+              <a:graphicData uri="http://schemas.openxmlformats.org/drawingml/2006/picture">
+                <pic:pic xmlns:pic="http://schemas.openxmlformats.org/drawingml/2006/picture">
+                  <pic:nvPicPr>
+                    <pic:cNvPr id="358475325" name="Picture 1" descr="A screenshot of a computer screen&#10;&#10;AI-generated content may be incorrect."/>
+                    <pic:cNvPicPr/>
+                  </pic:nvPicPr>
+                  <pic:blipFill>
+                    <a:blip r:embed="rId56"/>
+                    <a:stretch>
+                      <a:fillRect/>
+                    </a:stretch>
+                  </pic:blipFill>
+                  <pic:spPr>
+                    <a:xfrm>
+                      <a:off x="0" y="0"/>
+                      <a:ext cx="4467849" cy="6125430"/>
+                    </a:xfrm>
+                    <a:prstGeom prst="rect">
+                      <a:avLst/>
+                    </a:prstGeom>
+                  </pic:spPr>
+                </pic:pic>
+              </a:graphicData>
+            </a:graphic>
+          </wp:inline>
+        </w:drawing>
+      </w:r>
+    </w:p>
+    <w:p>
+      <w:r>
+        <w:rPr>
+          <w:noProof/>
+        </w:rPr>
+        <w:lastRenderedPageBreak/>
+        <w:drawing>
+          <wp:inline distT="0" distB="0" distL="0" distR="0" wp14:anchorId="111A6DB7" wp14:editId="67D1E63B">
+            <wp:extent cx="5731510" cy="5577840"/>
+            <wp:effectExtent l="0" t="0" r="2540" b="3810"/>
+            <wp:docPr id="1673007835" name="Picture 1" descr="A screenshot of a computer&#10;&#10;AI-generated content may be incorrect."/>
+            <wp:cNvGraphicFramePr>
+              <a:graphicFrameLocks xmlns:a="http://schemas.openxmlformats.org/drawingml/2006/main" noChangeAspect="1"/>
+            </wp:cNvGraphicFramePr>
+            <a:graphic xmlns:a="http://schemas.openxmlformats.org/drawingml/2006/main">
+              <a:graphicData uri="http://schemas.openxmlformats.org/drawingml/2006/picture">
+                <pic:pic xmlns:pic="http://schemas.openxmlformats.org/drawingml/2006/picture">
+                  <pic:nvPicPr>
+                    <pic:cNvPr id="1673007835" name="Picture 1" descr="A screenshot of a computer&#10;&#10;AI-generated content may be incorrect."/>
+                    <pic:cNvPicPr/>
+                  </pic:nvPicPr>
+                  <pic:blipFill>
+                    <a:blip r:embed="rId57"/>
+                    <a:stretch>
+                      <a:fillRect/>
+                    </a:stretch>
+                  </pic:blipFill>
+                  <pic:spPr>
+                    <a:xfrm>
+                      <a:off x="0" y="0"/>
+                      <a:ext cx="5731510" cy="5577840"/>
+                    </a:xfrm>
+                    <a:prstGeom prst="rect">
+                      <a:avLst/>
+                    </a:prstGeom>
+                  </pic:spPr>
+                </pic:pic>
+              </a:graphicData>
+            </a:graphic>
+          </wp:inline>
+        </w:drawing>
+      </w:r>
+    </w:p>
+    <w:p>
+      <w:r>
+        <w:t>Object &gt; Path &gt; Outline Stroke</w:t>
+      </w:r>
+    </w:p>
+    <w:p>
+      <w:r>
+        <w:rPr>
+          <w:noProof/>
+        </w:rPr>
+        <w:lastRenderedPageBreak/>
+        <w:drawing>
+          <wp:inline distT="0" distB="0" distL="0" distR="0" wp14:anchorId="75D83E34" wp14:editId="673762AE">
+            <wp:extent cx="4448796" cy="6258798"/>
+            <wp:effectExtent l="0" t="0" r="9525" b="0"/>
+            <wp:docPr id="1041230495" name="Picture 1" descr="A screenshot of a computer screen&#10;&#10;AI-generated content may be incorrect."/>
+            <wp:cNvGraphicFramePr>
+              <a:graphicFrameLocks xmlns:a="http://schemas.openxmlformats.org/drawingml/2006/main" noChangeAspect="1"/>
+            </wp:cNvGraphicFramePr>
+            <a:graphic xmlns:a="http://schemas.openxmlformats.org/drawingml/2006/main">
+              <a:graphicData uri="http://schemas.openxmlformats.org/drawingml/2006/picture">
+                <pic:pic xmlns:pic="http://schemas.openxmlformats.org/drawingml/2006/picture">
+                  <pic:nvPicPr>
+                    <pic:cNvPr id="1041230495" name="Picture 1" descr="A screenshot of a computer screen&#10;&#10;AI-generated content may be incorrect."/>
+                    <pic:cNvPicPr/>
+                  </pic:nvPicPr>
+                  <pic:blipFill>
+                    <a:blip r:embed="rId58"/>
+                    <a:stretch>
+                      <a:fillRect/>
+                    </a:stretch>
+                  </pic:blipFill>
+                  <pic:spPr>
+                    <a:xfrm>
+                      <a:off x="0" y="0"/>
+                      <a:ext cx="4448796" cy="6258798"/>
+                    </a:xfrm>
+                    <a:prstGeom prst="rect">
+                      <a:avLst/>
+                    </a:prstGeom>
+                  </pic:spPr>
+                </pic:pic>
+              </a:graphicData>
+            </a:graphic>
+          </wp:inline>
+        </w:drawing>
+      </w:r>
+    </w:p>
+    <w:p>
+      <w:r>
+        <w:t>Pathfinder &gt; Minus Front</w:t>
+      </w:r>
+    </w:p>
+    <w:p>
+      <w:r>
+        <w:rPr>
+          <w:noProof/>
+        </w:rPr>
+        <w:lastRenderedPageBreak/>
+        <w:drawing>
+          <wp:inline distT="0" distB="0" distL="0" distR="0" wp14:anchorId="254D241D" wp14:editId="59BA9BA4">
+            <wp:extent cx="5731510" cy="5475605"/>
+            <wp:effectExtent l="0" t="0" r="2540" b="0"/>
+            <wp:docPr id="12197185" name="Picture 1" descr="A screenshot of a computer screen&#10;&#10;AI-generated content may be incorrect."/>
+            <wp:cNvGraphicFramePr>
+              <a:graphicFrameLocks xmlns:a="http://schemas.openxmlformats.org/drawingml/2006/main" noChangeAspect="1"/>
+            </wp:cNvGraphicFramePr>
+            <a:graphic xmlns:a="http://schemas.openxmlformats.org/drawingml/2006/main">
+              <a:graphicData uri="http://schemas.openxmlformats.org/drawingml/2006/picture">
+                <pic:pic xmlns:pic="http://schemas.openxmlformats.org/drawingml/2006/picture">
+                  <pic:nvPicPr>
+                    <pic:cNvPr id="12197185" name="Picture 1" descr="A screenshot of a computer screen&#10;&#10;AI-generated content may be incorrect."/>
+                    <pic:cNvPicPr/>
+                  </pic:nvPicPr>
+                  <pic:blipFill>
+                    <a:blip r:embed="rId59"/>
+                    <a:stretch>
+                      <a:fillRect/>
+                    </a:stretch>
+                  </pic:blipFill>
+                  <pic:spPr>
+                    <a:xfrm>
+                      <a:off x="0" y="0"/>
+                      <a:ext cx="5731510" cy="5475605"/>
+                    </a:xfrm>
+                    <a:prstGeom prst="rect">
+                      <a:avLst/>
+                    </a:prstGeom>
+                  </pic:spPr>
+                </pic:pic>
+              </a:graphicData>
+            </a:graphic>
+          </wp:inline>
+        </w:drawing>
+      </w:r>
+    </w:p>
+    <w:p>
+      <w:r>
+        <w:rPr>
+          <w:noProof/>
+        </w:rPr>
+        <w:drawing>
+          <wp:inline distT="0" distB="0" distL="0" distR="0" wp14:anchorId="42F6B753" wp14:editId="6E123BDF">
+            <wp:extent cx="2514951" cy="1933845"/>
+            <wp:effectExtent l="0" t="0" r="0" b="9525"/>
+            <wp:docPr id="1692440498" name="Picture 1" descr="A black and red square shapes&#10;&#10;AI-generated content may be incorrect."/>
+            <wp:cNvGraphicFramePr>
+              <a:graphicFrameLocks xmlns:a="http://schemas.openxmlformats.org/drawingml/2006/main" noChangeAspect="1"/>
+            </wp:cNvGraphicFramePr>
+            <a:graphic xmlns:a="http://schemas.openxmlformats.org/drawingml/2006/main">
+              <a:graphicData uri="http://schemas.openxmlformats.org/drawingml/2006/picture">
+                <pic:pic xmlns:pic="http://schemas.openxmlformats.org/drawingml/2006/picture">
+                  <pic:nvPicPr>
+                    <pic:cNvPr id="1692440498" name="Picture 1" descr="A black and red square shapes&#10;&#10;AI-generated content may be incorrect."/>
+                    <pic:cNvPicPr/>
+                  </pic:nvPicPr>
+                  <pic:blipFill>
+                    <a:blip r:embed="rId60"/>
+                    <a:stretch>
+                      <a:fillRect/>
+                    </a:stretch>
+                  </pic:blipFill>
+                  <pic:spPr>
+                    <a:xfrm>
+                      <a:off x="0" y="0"/>
+                      <a:ext cx="2514951" cy="1933845"/>
+                    </a:xfrm>
+                    <a:prstGeom prst="rect">
+                      <a:avLst/>
+                    </a:prstGeom>
+                  </pic:spPr>
+                </pic:pic>
+              </a:graphicData>
+            </a:graphic>
+          </wp:inline>
+        </w:drawing>
+      </w:r>
+    </w:p>
+    <w:p>
+      <w:r>
+        <w:rPr>
+          <w:noProof/>
+        </w:rPr>
+        <w:lastRenderedPageBreak/>
+        <w:drawing>
+          <wp:inline distT="0" distB="0" distL="0" distR="0" wp14:anchorId="0F5AFB90" wp14:editId="5D7F703B">
+            <wp:extent cx="2076740" cy="1848108"/>
+            <wp:effectExtent l="0" t="0" r="0" b="0"/>
+            <wp:docPr id="236614282" name="Picture 1" descr="A black building with green and blue shadow&#10;&#10;AI-generated content may be incorrect."/>
+            <wp:cNvGraphicFramePr>
+              <a:graphicFrameLocks xmlns:a="http://schemas.openxmlformats.org/drawingml/2006/main" noChangeAspect="1"/>
+            </wp:cNvGraphicFramePr>
+            <a:graphic xmlns:a="http://schemas.openxmlformats.org/drawingml/2006/main">
+              <a:graphicData uri="http://schemas.openxmlformats.org/drawingml/2006/picture">
+                <pic:pic xmlns:pic="http://schemas.openxmlformats.org/drawingml/2006/picture">
+                  <pic:nvPicPr>
+                    <pic:cNvPr id="236614282" name="Picture 1" descr="A black building with green and blue shadow&#10;&#10;AI-generated content may be incorrect."/>
+                    <pic:cNvPicPr/>
+                  </pic:nvPicPr>
+                  <pic:blipFill>
+                    <a:blip r:embed="rId61"/>
+                    <a:stretch>
+                      <a:fillRect/>
+                    </a:stretch>
+                  </pic:blipFill>
+                  <pic:spPr>
+                    <a:xfrm>
+                      <a:off x="0" y="0"/>
+                      <a:ext cx="2076740" cy="1848108"/>
+                    </a:xfrm>
+                    <a:prstGeom prst="rect">
+                      <a:avLst/>
+                    </a:prstGeom>
+                  </pic:spPr>
+                </pic:pic>
+              </a:graphicData>
+            </a:graphic>
+          </wp:inline>
+        </w:drawing>
+      </w:r>
+    </w:p>
+    <w:p>
+      <w:r>
+        <w:t>Pathfinder &gt; Minus Front</w:t>
+      </w:r>
+    </w:p>
+    <w:p>
+      <w:r>
+        <w:rPr>
+          <w:noProof/>
+        </w:rPr>
+        <w:drawing>
+          <wp:inline distT="0" distB="0" distL="0" distR="0" wp14:anchorId="488DCD36" wp14:editId="29CE38BA">
+            <wp:extent cx="5731510" cy="5979160"/>
+            <wp:effectExtent l="0" t="0" r="2540" b="2540"/>
+            <wp:docPr id="1194555502" name="Picture 1" descr="A graphic design with a red line&#10;&#10;AI-generated content may be incorrect."/>
+            <wp:cNvGraphicFramePr>
+              <a:graphicFrameLocks xmlns:a="http://schemas.openxmlformats.org/drawingml/2006/main" noChangeAspect="1"/>
+            </wp:cNvGraphicFramePr>
+            <a:graphic xmlns:a="http://schemas.openxmlformats.org/drawingml/2006/main">
+              <a:graphicData uri="http://schemas.openxmlformats.org/drawingml/2006/picture">
+                <pic:pic xmlns:pic="http://schemas.openxmlformats.org/drawingml/2006/picture">
+                  <pic:nvPicPr>
+                    <pic:cNvPr id="1194555502" name="Picture 1" descr="A graphic design with a red line&#10;&#10;AI-generated content may be incorrect."/>
+                    <pic:cNvPicPr/>
+                  </pic:nvPicPr>
+                  <pic:blipFill>
+                    <a:blip r:embed="rId62"/>
+                    <a:stretch>
+                      <a:fillRect/>
+                    </a:stretch>
+                  </pic:blipFill>
+                  <pic:spPr>
+                    <a:xfrm>
+                      <a:off x="0" y="0"/>
+                      <a:ext cx="5731510" cy="5979160"/>
+                    </a:xfrm>
+                    <a:prstGeom prst="rect">
+                      <a:avLst/>
+                    </a:prstGeom>
+                  </pic:spPr>
+                </pic:pic>
+              </a:graphicData>
+            </a:graphic>
+          </wp:inline>
+        </w:drawing>
+      </w:r>
+    </w:p>
+    <w:p>
+      <w:r>
+        <w:rPr>
+          <w:noProof/>
+        </w:rPr>
+        <w:lastRenderedPageBreak/>
+        <w:drawing>
+          <wp:inline distT="0" distB="0" distL="0" distR="0" wp14:anchorId="219D858A" wp14:editId="1E9D2F4D">
+            <wp:extent cx="5731510" cy="4193540"/>
+            <wp:effectExtent l="0" t="0" r="2540" b="0"/>
+            <wp:docPr id="441916540" name="Picture 1" descr="A graphic design of a bird&#10;&#10;AI-generated content may be incorrect."/>
+            <wp:cNvGraphicFramePr>
+              <a:graphicFrameLocks xmlns:a="http://schemas.openxmlformats.org/drawingml/2006/main" noChangeAspect="1"/>
+            </wp:cNvGraphicFramePr>
+            <a:graphic xmlns:a="http://schemas.openxmlformats.org/drawingml/2006/main">
+              <a:graphicData uri="http://schemas.openxmlformats.org/drawingml/2006/picture">
+                <pic:pic xmlns:pic="http://schemas.openxmlformats.org/drawingml/2006/picture">
+                  <pic:nvPicPr>
+                    <pic:cNvPr id="441916540" name="Picture 1" descr="A graphic design of a bird&#10;&#10;AI-generated content may be incorrect."/>
+                    <pic:cNvPicPr/>
+                  </pic:nvPicPr>
+                  <pic:blipFill>
+                    <a:blip r:embed="rId63"/>
+                    <a:stretch>
+                      <a:fillRect/>
+                    </a:stretch>
+                  </pic:blipFill>
+                  <pic:spPr>
+                    <a:xfrm>
+                      <a:off x="0" y="0"/>
+                      <a:ext cx="5731510" cy="4193540"/>
+                    </a:xfrm>
+                    <a:prstGeom prst="rect">
+                      <a:avLst/>
+                    </a:prstGeom>
+                  </pic:spPr>
+                </pic:pic>
+              </a:graphicData>
+            </a:graphic>
+          </wp:inline>
+        </w:drawing>
+      </w:r>
+    </w:p>
+    <w:p>
+      <w:r>
+        <w:t>Object &gt; Path &gt; Outline Stroke</w:t>
+      </w:r>
+    </w:p>
+    <w:p>
+      <w:r>
+        <w:rPr>
+          <w:noProof/>
+        </w:rPr>
+        <w:drawing>
+          <wp:inline distT="0" distB="0" distL="0" distR="0" wp14:anchorId="2A7F14FD" wp14:editId="2C89EBEF">
+            <wp:extent cx="4629796" cy="3553321"/>
+            <wp:effectExtent l="0" t="0" r="0" b="9525"/>
+            <wp:docPr id="1710196939" name="Picture 1" descr="A blue and orange background&#10;&#10;AI-generated content may be incorrect."/>
+            <wp:cNvGraphicFramePr>
+              <a:graphicFrameLocks xmlns:a="http://schemas.openxmlformats.org/drawingml/2006/main" noChangeAspect="1"/>
+            </wp:cNvGraphicFramePr>
+            <a:graphic xmlns:a="http://schemas.openxmlformats.org/drawingml/2006/main">
+              <a:graphicData uri="http://schemas.openxmlformats.org/drawingml/2006/picture">
+                <pic:pic xmlns:pic="http://schemas.openxmlformats.org/drawingml/2006/picture">
+                  <pic:nvPicPr>
+                    <pic:cNvPr id="1710196939" name="Picture 1" descr="A blue and orange background&#10;&#10;AI-generated content may be incorrect."/>
+                    <pic:cNvPicPr/>
+                  </pic:nvPicPr>
+                  <pic:blipFill>
+                    <a:blip r:embed="rId64"/>
+                    <a:stretch>
+                      <a:fillRect/>
+                    </a:stretch>
+                  </pic:blipFill>
+                  <pic:spPr>
+                    <a:xfrm>
+                      <a:off x="0" y="0"/>
+                      <a:ext cx="4629796" cy="3553321"/>
+                    </a:xfrm>
+                    <a:prstGeom prst="rect">
+                      <a:avLst/>
+                    </a:prstGeom>
+                  </pic:spPr>
+                </pic:pic>
+              </a:graphicData>
+            </a:graphic>
+          </wp:inline>
+        </w:drawing>
+      </w:r>
+    </w:p>
+    <w:p>
+      <w:r>
+        <w:t>Pathfinder &gt; Minus front</w:t>
+      </w:r>
+    </w:p>
+    <w:p>
+      <w:r>
+        <w:rPr>
+          <w:noProof/>
+        </w:rPr>
+        <w:lastRenderedPageBreak/>
+        <w:drawing>
+          <wp:inline distT="0" distB="0" distL="0" distR="0" wp14:anchorId="6D0E214E" wp14:editId="166D8236">
+            <wp:extent cx="2819794" cy="3124636"/>
+            <wp:effectExtent l="0" t="0" r="0" b="0"/>
+            <wp:docPr id="1513993587" name="Picture 1" descr="A screenshot of a computer graphics&#10;&#10;AI-generated content may be incorrect."/>
+            <wp:cNvGraphicFramePr>
+              <a:graphicFrameLocks xmlns:a="http://schemas.openxmlformats.org/drawingml/2006/main" noChangeAspect="1"/>
+            </wp:cNvGraphicFramePr>
+            <a:graphic xmlns:a="http://schemas.openxmlformats.org/drawingml/2006/main">
+              <a:graphicData uri="http://schemas.openxmlformats.org/drawingml/2006/picture">
+                <pic:pic xmlns:pic="http://schemas.openxmlformats.org/drawingml/2006/picture">
+                  <pic:nvPicPr>
+                    <pic:cNvPr id="1513993587" name="Picture 1" descr="A screenshot of a computer graphics&#10;&#10;AI-generated content may be incorrect."/>
+                    <pic:cNvPicPr/>
+                  </pic:nvPicPr>
+                  <pic:blipFill>
+                    <a:blip r:embed="rId65"/>
+                    <a:stretch>
+                      <a:fillRect/>
+                    </a:stretch>
+                  </pic:blipFill>
+                  <pic:spPr>
+                    <a:xfrm>
+                      <a:off x="0" y="0"/>
+                      <a:ext cx="2819794" cy="3124636"/>
+                    </a:xfrm>
+                    <a:prstGeom prst="rect">
+                      <a:avLst/>
+                    </a:prstGeom>
+                  </pic:spPr>
+                </pic:pic>
+              </a:graphicData>
+            </a:graphic>
+          </wp:inline>
+        </w:drawing>
+      </w:r>
+    </w:p>
+    <w:p>
+      <w:r>
+        <w:t>Pathfinder &gt; Minus front</w:t>
+      </w:r>
+    </w:p>
+    <w:p>
+      <w:r>
+        <w:rPr>
+          <w:noProof/>
+        </w:rPr>
+        <w:lastRenderedPageBreak/>
+        <w:drawing>
+          <wp:inline distT="0" distB="0" distL="0" distR="0" wp14:anchorId="6AD2786C" wp14:editId="7802BB9E">
+            <wp:extent cx="5687219" cy="5868219"/>
+            <wp:effectExtent l="0" t="0" r="8890" b="0"/>
+            <wp:docPr id="900481654" name="Picture 1" descr="A blue hand with orange lines and black squares&#10;&#10;AI-generated content may be incorrect."/>
+            <wp:cNvGraphicFramePr>
+              <a:graphicFrameLocks xmlns:a="http://schemas.openxmlformats.org/drawingml/2006/main" noChangeAspect="1"/>
+            </wp:cNvGraphicFramePr>
+            <a:graphic xmlns:a="http://schemas.openxmlformats.org/drawingml/2006/main">
+              <a:graphicData uri="http://schemas.openxmlformats.org/drawingml/2006/picture">
+                <pic:pic xmlns:pic="http://schemas.openxmlformats.org/drawingml/2006/picture">
+                  <pic:nvPicPr>
+                    <pic:cNvPr id="900481654" name="Picture 1" descr="A blue hand with orange lines and black squares&#10;&#10;AI-generated content may be incorrect."/>
+                    <pic:cNvPicPr/>
+                  </pic:nvPicPr>
+                  <pic:blipFill>
+                    <a:blip r:embed="rId66"/>
+                    <a:stretch>
+                      <a:fillRect/>
+                    </a:stretch>
+                  </pic:blipFill>
+                  <pic:spPr>
+                    <a:xfrm>
+                      <a:off x="0" y="0"/>
+                      <a:ext cx="5687219" cy="5868219"/>
+                    </a:xfrm>
+                    <a:prstGeom prst="rect">
+                      <a:avLst/>
+                    </a:prstGeom>
+                  </pic:spPr>
+                </pic:pic>
+              </a:graphicData>
+            </a:graphic>
+          </wp:inline>
+        </w:drawing>
+      </w:r>
+    </w:p>
+    <w:p>
+      <w:r>
+        <w:rPr>
+          <w:noProof/>
+        </w:rPr>
+        <w:drawing>
+          <wp:inline distT="0" distB="0" distL="0" distR="0" wp14:anchorId="2C08DCE9" wp14:editId="374309C1">
+            <wp:extent cx="5731510" cy="2125345"/>
+            <wp:effectExtent l="0" t="0" r="2540" b="8255"/>
+            <wp:docPr id="829648245" name="Picture 1" descr="A black and blue background with green lines&#10;&#10;AI-generated content may be incorrect."/>
+            <wp:cNvGraphicFramePr>
+              <a:graphicFrameLocks xmlns:a="http://schemas.openxmlformats.org/drawingml/2006/main" noChangeAspect="1"/>
+            </wp:cNvGraphicFramePr>
+            <a:graphic xmlns:a="http://schemas.openxmlformats.org/drawingml/2006/main">
+              <a:graphicData uri="http://schemas.openxmlformats.org/drawingml/2006/picture">
+                <pic:pic xmlns:pic="http://schemas.openxmlformats.org/drawingml/2006/picture">
+                  <pic:nvPicPr>
+                    <pic:cNvPr id="829648245" name="Picture 1" descr="A black and blue background with green lines&#10;&#10;AI-generated content may be incorrect."/>
+                    <pic:cNvPicPr/>
+                  </pic:nvPicPr>
+                  <pic:blipFill>
+                    <a:blip r:embed="rId67"/>
+                    <a:stretch>
+                      <a:fillRect/>
+                    </a:stretch>
+                  </pic:blipFill>
+                  <pic:spPr>
+                    <a:xfrm>
+                      <a:off x="0" y="0"/>
+                      <a:ext cx="5731510" cy="2125345"/>
+                    </a:xfrm>
+                    <a:prstGeom prst="rect">
+                      <a:avLst/>
+                    </a:prstGeom>
+                  </pic:spPr>
+                </pic:pic>
+              </a:graphicData>
+            </a:graphic>
+          </wp:inline>
+        </w:drawing>
+      </w:r>
+    </w:p>
+    <w:p>
+      <w:r>
+        <w:t>Pathfinder &gt; Minus front</w:t>
+      </w:r>
+    </w:p>
+    <w:p>
+      <w:r>
+        <w:rPr>
+          <w:noProof/>
+        </w:rPr>
+        <w:lastRenderedPageBreak/>
+        <w:drawing>
+          <wp:inline distT="0" distB="0" distL="0" distR="0" wp14:anchorId="33521AA8" wp14:editId="4666753A">
+            <wp:extent cx="5731510" cy="3278505"/>
+            <wp:effectExtent l="0" t="0" r="2540" b="0"/>
+            <wp:docPr id="383199854" name="Picture 1" descr="A screenshot of a computer&#10;&#10;AI-generated content may be incorrect."/>
+            <wp:cNvGraphicFramePr>
+              <a:graphicFrameLocks xmlns:a="http://schemas.openxmlformats.org/drawingml/2006/main" noChangeAspect="1"/>
+            </wp:cNvGraphicFramePr>
+            <a:graphic xmlns:a="http://schemas.openxmlformats.org/drawingml/2006/main">
+              <a:graphicData uri="http://schemas.openxmlformats.org/drawingml/2006/picture">
+                <pic:pic xmlns:pic="http://schemas.openxmlformats.org/drawingml/2006/picture">
+                  <pic:nvPicPr>
+                    <pic:cNvPr id="383199854" name="Picture 1" descr="A screenshot of a computer&#10;&#10;AI-generated content may be incorrect."/>
+                    <pic:cNvPicPr/>
+                  </pic:nvPicPr>
+                  <pic:blipFill>
+                    <a:blip r:embed="rId68"/>
+                    <a:stretch>
+                      <a:fillRect/>
+                    </a:stretch>
+                  </pic:blipFill>
+                  <pic:spPr>
+                    <a:xfrm>
+                      <a:off x="0" y="0"/>
+                      <a:ext cx="5731510" cy="3278505"/>
+                    </a:xfrm>
+                    <a:prstGeom prst="rect">
+                      <a:avLst/>
+                    </a:prstGeom>
+                  </pic:spPr>
+                </pic:pic>
+              </a:graphicData>
+            </a:graphic>
+          </wp:inline>
+        </w:drawing>
+      </w:r>
+    </w:p>
+    <w:p>
+      <w:r>
+        <w:t>Pathfinder &gt; Minus front</w:t>
+      </w:r>
+    </w:p>
+    <w:p>
+      <w:r>
+        <w:rPr>
+          <w:noProof/>
+        </w:rPr>
+        <w:drawing>
+          <wp:inline distT="0" distB="0" distL="0" distR="0" wp14:anchorId="05CFA904" wp14:editId="2C4ED80C">
+            <wp:extent cx="5731510" cy="2658745"/>
+            <wp:effectExtent l="0" t="0" r="2540" b="8255"/>
+            <wp:docPr id="606459293" name="Picture 1" descr="A close up of a colorful object&#10;&#10;AI-generated content may be incorrect."/>
+            <wp:cNvGraphicFramePr>
+              <a:graphicFrameLocks xmlns:a="http://schemas.openxmlformats.org/drawingml/2006/main" noChangeAspect="1"/>
+            </wp:cNvGraphicFramePr>
+            <a:graphic xmlns:a="http://schemas.openxmlformats.org/drawingml/2006/main">
+              <a:graphicData uri="http://schemas.openxmlformats.org/drawingml/2006/picture">
+                <pic:pic xmlns:pic="http://schemas.openxmlformats.org/drawingml/2006/picture">
+                  <pic:nvPicPr>
+                    <pic:cNvPr id="606459293" name="Picture 1" descr="A close up of a colorful object&#10;&#10;AI-generated content may be incorrect."/>
+                    <pic:cNvPicPr/>
+                  </pic:nvPicPr>
+                  <pic:blipFill>
+                    <a:blip r:embed="rId69"/>
+                    <a:stretch>
+                      <a:fillRect/>
+                    </a:stretch>
+                  </pic:blipFill>
+                  <pic:spPr>
+                    <a:xfrm>
+                      <a:off x="0" y="0"/>
+                      <a:ext cx="5731510" cy="2658745"/>
+                    </a:xfrm>
+                    <a:prstGeom prst="rect">
+                      <a:avLst/>
+                    </a:prstGeom>
+                  </pic:spPr>
+                </pic:pic>
+              </a:graphicData>
+            </a:graphic>
+          </wp:inline>
+        </w:drawing>
+      </w:r>
+    </w:p>
+    <w:p>
+      <w:r>
+        <w:t>Pathfinder &gt; Minus front</w:t>
+      </w:r>
+    </w:p>
+    <w:p>
+      <w:r>
+        <w:rPr>
+          <w:noProof/>
+        </w:rPr>
+        <w:drawing>
+          <wp:inline distT="0" distB="0" distL="0" distR="0" wp14:anchorId="676C0A1B" wp14:editId="46092D5E">
+            <wp:extent cx="5731510" cy="1866265"/>
+            <wp:effectExtent l="0" t="0" r="2540" b="635"/>
+            <wp:docPr id="442270398" name="Picture 1" descr="A white triangle with a pink and blue background&#10;&#10;AI-generated content may be incorrect."/>
+            <wp:cNvGraphicFramePr>
+              <a:graphicFrameLocks xmlns:a="http://schemas.openxmlformats.org/drawingml/2006/main" noChangeAspect="1"/>
+            </wp:cNvGraphicFramePr>
+            <a:graphic xmlns:a="http://schemas.openxmlformats.org/drawingml/2006/main">
+              <a:graphicData uri="http://schemas.openxmlformats.org/drawingml/2006/picture">
+                <pic:pic xmlns:pic="http://schemas.openxmlformats.org/drawingml/2006/picture">
+                  <pic:nvPicPr>
+                    <pic:cNvPr id="442270398" name="Picture 1" descr="A white triangle with a pink and blue background&#10;&#10;AI-generated content may be incorrect."/>
+                    <pic:cNvPicPr/>
+                  </pic:nvPicPr>
+                  <pic:blipFill>
+                    <a:blip r:embed="rId70"/>
+                    <a:stretch>
+                      <a:fillRect/>
+                    </a:stretch>
+                  </pic:blipFill>
+                  <pic:spPr>
+                    <a:xfrm>
+                      <a:off x="0" y="0"/>
+                      <a:ext cx="5731510" cy="1866265"/>
+                    </a:xfrm>
+                    <a:prstGeom prst="rect">
+                      <a:avLst/>
+                    </a:prstGeom>
+                  </pic:spPr>
+                </pic:pic>
+              </a:graphicData>
+            </a:graphic>
+          </wp:inline>
+        </w:drawing>
+      </w:r>
+    </w:p>
+    <w:p>
+      <w:r>
+        <w:rPr>
+          <w:noProof/>
+        </w:rPr>
+        <w:lastRenderedPageBreak/>
+        <w:drawing>
+          <wp:inline distT="0" distB="0" distL="0" distR="0" wp14:anchorId="5D467F97" wp14:editId="77583AE3">
+            <wp:extent cx="5731510" cy="2167890"/>
+            <wp:effectExtent l="0" t="0" r="2540" b="3810"/>
+            <wp:docPr id="1264977922" name="Picture 1"/>
+            <wp:cNvGraphicFramePr>
+              <a:graphicFrameLocks xmlns:a="http://schemas.openxmlformats.org/drawingml/2006/main" noChangeAspect="1"/>
+            </wp:cNvGraphicFramePr>
+            <a:graphic xmlns:a="http://schemas.openxmlformats.org/drawingml/2006/main">
+              <a:graphicData uri="http://schemas.openxmlformats.org/drawingml/2006/picture">
+                <pic:pic xmlns:pic="http://schemas.openxmlformats.org/drawingml/2006/picture">
+                  <pic:nvPicPr>
+                    <pic:cNvPr id="1264977922" name=""/>
+                    <pic:cNvPicPr/>
+                  </pic:nvPicPr>
+                  <pic:blipFill>
+                    <a:blip r:embed="rId71"/>
+                    <a:stretch>
+                      <a:fillRect/>
+                    </a:stretch>
+                  </pic:blipFill>
+                  <pic:spPr>
+                    <a:xfrm>
+                      <a:off x="0" y="0"/>
+                      <a:ext cx="5731510" cy="2167890"/>
+                    </a:xfrm>
+                    <a:prstGeom prst="rect">
+                      <a:avLst/>
+                    </a:prstGeom>
+                  </pic:spPr>
+                </pic:pic>
+              </a:graphicData>
+            </a:graphic>
+          </wp:inline>
+        </w:drawing>
+      </w:r>
+    </w:p>
+    <w:p>
+      <w:r>
+        <w:t>Pat</w:t>
+      </w:r>
+      <w:r>
+        <w:t xml:space="preserve">hfinder &gt; </w:t>
+      </w:r>
+      <w:r>
+        <w:t>M</w:t>
+      </w:r>
+      <w:r>
+        <w:t>inus front</w:t>
+      </w:r>
+    </w:p>
+    <w:p>
+      <w:r>
+        <w:rPr>
+          <w:noProof/>
+        </w:rPr>
+        <w:lastRenderedPageBreak/>
+        <w:drawing>
+          <wp:inline distT="0" distB="0" distL="0" distR="0" wp14:anchorId="73B09CAC" wp14:editId="57B0ED83">
+            <wp:extent cx="5553850" cy="7964011"/>
+            <wp:effectExtent l="0" t="0" r="8890" b="0"/>
+            <wp:docPr id="506353410" name="Picture 1" descr="A blue rectangular object with a couple of windows&#10;&#10;AI-generated content may be incorrect."/>
+            <wp:cNvGraphicFramePr>
+              <a:graphicFrameLocks xmlns:a="http://schemas.openxmlformats.org/drawingml/2006/main" noChangeAspect="1"/>
+            </wp:cNvGraphicFramePr>
+            <a:graphic xmlns:a="http://schemas.openxmlformats.org/drawingml/2006/main">
+              <a:graphicData uri="http://schemas.openxmlformats.org/drawingml/2006/picture">
+                <pic:pic xmlns:pic="http://schemas.openxmlformats.org/drawingml/2006/picture">
+                  <pic:nvPicPr>
+                    <pic:cNvPr id="506353410" name="Picture 1" descr="A blue rectangular object with a couple of windows&#10;&#10;AI-generated content may be incorrect."/>
+                    <pic:cNvPicPr/>
+                  </pic:nvPicPr>
+                  <pic:blipFill>
+                    <a:blip r:embed="rId72"/>
+                    <a:stretch>
+                      <a:fillRect/>
+                    </a:stretch>
+                  </pic:blipFill>
+                  <pic:spPr>
+                    <a:xfrm>
+                      <a:off x="0" y="0"/>
+                      <a:ext cx="5553850" cy="7964011"/>
+                    </a:xfrm>
+                    <a:prstGeom prst="rect">
+                      <a:avLst/>
+                    </a:prstGeom>
+                  </pic:spPr>
+                </pic:pic>
+              </a:graphicData>
+            </a:graphic>
+          </wp:inline>
+        </w:drawing>
+      </w:r>
+    </w:p>
+    <w:p>
+      <w:r>
+        <w:t>Pathfinder &gt; Minus front</w:t>
+      </w:r>
+    </w:p>
+    <w:p>
+      <w:r>
+        <w:rPr>
+          <w:noProof/>
+        </w:rPr>
+        <w:lastRenderedPageBreak/>
+        <w:drawing>
+          <wp:inline distT="0" distB="0" distL="0" distR="0" wp14:anchorId="7B1986A0" wp14:editId="0392430B">
+            <wp:extent cx="5731510" cy="4502785"/>
+            <wp:effectExtent l="0" t="0" r="2540" b="0"/>
+            <wp:docPr id="1804629111" name="Picture 1" descr="A colorful art piece with a black and white background&#10;&#10;AI-generated content may be incorrect."/>
+            <wp:cNvGraphicFramePr>
+              <a:graphicFrameLocks xmlns:a="http://schemas.openxmlformats.org/drawingml/2006/main" noChangeAspect="1"/>
+            </wp:cNvGraphicFramePr>
+            <a:graphic xmlns:a="http://schemas.openxmlformats.org/drawingml/2006/main">
+              <a:graphicData uri="http://schemas.openxmlformats.org/drawingml/2006/picture">
+                <pic:pic xmlns:pic="http://schemas.openxmlformats.org/drawingml/2006/picture">
+                  <pic:nvPicPr>
+                    <pic:cNvPr id="1804629111" name="Picture 1" descr="A colorful art piece with a black and white background&#10;&#10;AI-generated content may be incorrect."/>
+                    <pic:cNvPicPr/>
+                  </pic:nvPicPr>
+                  <pic:blipFill>
+                    <a:blip r:embed="rId73"/>
+                    <a:stretch>
+                      <a:fillRect/>
+                    </a:stretch>
+                  </pic:blipFill>
+                  <pic:spPr>
+                    <a:xfrm>
+                      <a:off x="0" y="0"/>
+                      <a:ext cx="5731510" cy="4502785"/>
+                    </a:xfrm>
+                    <a:prstGeom prst="rect">
+                      <a:avLst/>
+                    </a:prstGeom>
+                  </pic:spPr>
+                </pic:pic>
+              </a:graphicData>
+            </a:graphic>
+          </wp:inline>
+        </w:drawing>
+      </w:r>
+    </w:p>
+    <w:p>
+      <w:r>
+        <w:rPr>
+          <w:noProof/>
+        </w:rPr>
+        <w:lastRenderedPageBreak/>
+        <w:drawing>
+          <wp:inline distT="0" distB="0" distL="0" distR="0" wp14:anchorId="4D598730" wp14:editId="46E11235">
+            <wp:extent cx="5731510" cy="4502785"/>
+            <wp:effectExtent l="0" t="0" r="2540" b="0"/>
+            <wp:docPr id="1343523210" name="Picture 1" descr="A colorful art piece with a black and white background&#10;&#10;AI-generated content may be incorrect."/>
+            <wp:cNvGraphicFramePr>
+              <a:graphicFrameLocks xmlns:a="http://schemas.openxmlformats.org/drawingml/2006/main" noChangeAspect="1"/>
+            </wp:cNvGraphicFramePr>
+            <a:graphic xmlns:a="http://schemas.openxmlformats.org/drawingml/2006/main">
+              <a:graphicData uri="http://schemas.openxmlformats.org/drawingml/2006/picture">
+                <pic:pic xmlns:pic="http://schemas.openxmlformats.org/drawingml/2006/picture">
+                  <pic:nvPicPr>
+                    <pic:cNvPr id="1343523210" name="Picture 1" descr="A colorful art piece with a black and white background&#10;&#10;AI-generated content may be incorrect."/>
+                    <pic:cNvPicPr/>
+                  </pic:nvPicPr>
+                  <pic:blipFill>
+                    <a:blip r:embed="rId73"/>
+                    <a:stretch>
+                      <a:fillRect/>
+                    </a:stretch>
+                  </pic:blipFill>
+                  <pic:spPr>
+                    <a:xfrm>
+                      <a:off x="0" y="0"/>
+                      <a:ext cx="5731510" cy="4502785"/>
+                    </a:xfrm>
+                    <a:prstGeom prst="rect">
+                      <a:avLst/>
+                    </a:prstGeom>
+                  </pic:spPr>
+                </pic:pic>
+              </a:graphicData>
+            </a:graphic>
+          </wp:inline>
+        </w:drawing>
+      </w:r>
+    </w:p>
+    <w:p>
+      <w:r>
+        <w:t>Pathfinder &gt; Divide</w:t>
+      </w:r>
+    </w:p>
+    <w:p>
+      <w:r>
+        <w:rPr>
+          <w:noProof/>
+        </w:rPr>
+        <w:lastRenderedPageBreak/>
+        <w:drawing>
+          <wp:inline distT="0" distB="0" distL="0" distR="0" wp14:anchorId="0ADC05AE" wp14:editId="1F194356">
+            <wp:extent cx="5731510" cy="4947285"/>
+            <wp:effectExtent l="0" t="0" r="2540" b="5715"/>
+            <wp:docPr id="695256858" name="Picture 1" descr="A colorful geometric shapes on a white background&#10;&#10;AI-generated content may be incorrect."/>
+            <wp:cNvGraphicFramePr>
+              <a:graphicFrameLocks xmlns:a="http://schemas.openxmlformats.org/drawingml/2006/main" noChangeAspect="1"/>
+            </wp:cNvGraphicFramePr>
+            <a:graphic xmlns:a="http://schemas.openxmlformats.org/drawingml/2006/main">
+              <a:graphicData uri="http://schemas.openxmlformats.org/drawingml/2006/picture">
+                <pic:pic xmlns:pic="http://schemas.openxmlformats.org/drawingml/2006/picture">
+                  <pic:nvPicPr>
+                    <pic:cNvPr id="695256858" name="Picture 1" descr="A colorful geometric shapes on a white background&#10;&#10;AI-generated content may be incorrect."/>
+                    <pic:cNvPicPr/>
+                  </pic:nvPicPr>
+                  <pic:blipFill>
+                    <a:blip r:embed="rId74"/>
+                    <a:stretch>
+                      <a:fillRect/>
+                    </a:stretch>
+                  </pic:blipFill>
+                  <pic:spPr>
+                    <a:xfrm>
+                      <a:off x="0" y="0"/>
+                      <a:ext cx="5731510" cy="4947285"/>
+                    </a:xfrm>
+                    <a:prstGeom prst="rect">
+                      <a:avLst/>
+                    </a:prstGeom>
+                  </pic:spPr>
+                </pic:pic>
+              </a:graphicData>
+            </a:graphic>
+          </wp:inline>
+        </w:drawing>
+      </w:r>
+    </w:p>
     <w:p/>
+    <w:p>
+      <w:r>
+        <w:rPr>
+          <w:noProof/>
+        </w:rPr>
+        <w:drawing>
+          <wp:inline distT="0" distB="0" distL="0" distR="0" wp14:anchorId="34124D07" wp14:editId="074DE6C9">
+            <wp:extent cx="4391638" cy="2038635"/>
+            <wp:effectExtent l="0" t="0" r="0" b="0"/>
+            <wp:docPr id="1197185213" name="Picture 1" descr="A screenshot of a computer&#10;&#10;AI-generated content may be incorrect."/>
+            <wp:cNvGraphicFramePr>
+              <a:graphicFrameLocks xmlns:a="http://schemas.openxmlformats.org/drawingml/2006/main" noChangeAspect="1"/>
+            </wp:cNvGraphicFramePr>
+            <a:graphic xmlns:a="http://schemas.openxmlformats.org/drawingml/2006/main">
+              <a:graphicData uri="http://schemas.openxmlformats.org/drawingml/2006/picture">
+                <pic:pic xmlns:pic="http://schemas.openxmlformats.org/drawingml/2006/picture">
+                  <pic:nvPicPr>
+                    <pic:cNvPr id="1197185213" name="Picture 1" descr="A screenshot of a computer&#10;&#10;AI-generated content may be incorrect."/>
+                    <pic:cNvPicPr/>
+                  </pic:nvPicPr>
+                  <pic:blipFill>
+                    <a:blip r:embed="rId75"/>
+                    <a:stretch>
+                      <a:fillRect/>
+                    </a:stretch>
+                  </pic:blipFill>
+                  <pic:spPr>
+                    <a:xfrm>
+                      <a:off x="0" y="0"/>
+                      <a:ext cx="4391638" cy="2038635"/>
+                    </a:xfrm>
+                    <a:prstGeom prst="rect">
+                      <a:avLst/>
+                    </a:prstGeom>
+                  </pic:spPr>
+                </pic:pic>
+              </a:graphicData>
+            </a:graphic>
+          </wp:inline>
+        </w:drawing>
+      </w:r>
+    </w:p>
+    <w:p>
+      <w:r>
+        <w:rPr>
+          <w:noProof/>
+        </w:rPr>
+        <w:drawing>
+          <wp:inline distT="0" distB="0" distL="0" distR="0" wp14:anchorId="1BE6F60D" wp14:editId="0542DF94">
+            <wp:extent cx="2953162" cy="1047896"/>
+            <wp:effectExtent l="0" t="0" r="0" b="0"/>
+            <wp:docPr id="1101777319" name="Picture 1" descr="A close-up of an orange oval&#10;&#10;AI-generated content may be incorrect."/>
+            <wp:cNvGraphicFramePr>
+              <a:graphicFrameLocks xmlns:a="http://schemas.openxmlformats.org/drawingml/2006/main" noChangeAspect="1"/>
+            </wp:cNvGraphicFramePr>
+            <a:graphic xmlns:a="http://schemas.openxmlformats.org/drawingml/2006/main">
+              <a:graphicData uri="http://schemas.openxmlformats.org/drawingml/2006/picture">
+                <pic:pic xmlns:pic="http://schemas.openxmlformats.org/drawingml/2006/picture">
+                  <pic:nvPicPr>
+                    <pic:cNvPr id="1101777319" name="Picture 1" descr="A close-up of an orange oval&#10;&#10;AI-generated content may be incorrect."/>
+                    <pic:cNvPicPr/>
+                  </pic:nvPicPr>
+                  <pic:blipFill>
+                    <a:blip r:embed="rId76"/>
+                    <a:stretch>
+                      <a:fillRect/>
+                    </a:stretch>
+                  </pic:blipFill>
+                  <pic:spPr>
+                    <a:xfrm>
+                      <a:off x="0" y="0"/>
+                      <a:ext cx="2953162" cy="1047896"/>
+                    </a:xfrm>
+                    <a:prstGeom prst="rect">
+                      <a:avLst/>
+                    </a:prstGeom>
+                  </pic:spPr>
+                </pic:pic>
+              </a:graphicData>
+            </a:graphic>
+          </wp:inline>
+        </w:drawing>
+      </w:r>
+    </w:p>
+    <w:p>
+      <w:r>
+        <w:rPr>
+          <w:noProof/>
+        </w:rPr>
+        <w:lastRenderedPageBreak/>
+        <w:drawing>
+          <wp:inline distT="0" distB="0" distL="0" distR="0" wp14:anchorId="405EE651" wp14:editId="02C71BDE">
+            <wp:extent cx="5731510" cy="1993265"/>
+            <wp:effectExtent l="0" t="0" r="2540" b="6985"/>
+            <wp:docPr id="230689048" name="Picture 1" descr="An orange oval with green dots&#10;&#10;AI-generated content may be incorrect."/>
+            <wp:cNvGraphicFramePr>
+              <a:graphicFrameLocks xmlns:a="http://schemas.openxmlformats.org/drawingml/2006/main" noChangeAspect="1"/>
+            </wp:cNvGraphicFramePr>
+            <a:graphic xmlns:a="http://schemas.openxmlformats.org/drawingml/2006/main">
+              <a:graphicData uri="http://schemas.openxmlformats.org/drawingml/2006/picture">
+                <pic:pic xmlns:pic="http://schemas.openxmlformats.org/drawingml/2006/picture">
+                  <pic:nvPicPr>
+                    <pic:cNvPr id="230689048" name="Picture 1" descr="An orange oval with green dots&#10;&#10;AI-generated content may be incorrect."/>
+                    <pic:cNvPicPr/>
+                  </pic:nvPicPr>
+                  <pic:blipFill>
+                    <a:blip r:embed="rId77"/>
+                    <a:stretch>
+                      <a:fillRect/>
+                    </a:stretch>
+                  </pic:blipFill>
+                  <pic:spPr>
+                    <a:xfrm>
+                      <a:off x="0" y="0"/>
+                      <a:ext cx="5731510" cy="1993265"/>
+                    </a:xfrm>
+                    <a:prstGeom prst="rect">
+                      <a:avLst/>
+                    </a:prstGeom>
+                  </pic:spPr>
+                </pic:pic>
+              </a:graphicData>
+            </a:graphic>
+          </wp:inline>
+        </w:drawing>
+      </w:r>
+    </w:p>
+    <w:p>
+      <w:r>
+        <w:t>Hoeken verslepen naar midden</w:t>
+      </w:r>
+    </w:p>
+    <w:p>
+      <w:r>
+        <w:rPr>
+          <w:noProof/>
+        </w:rPr>
+        <w:drawing>
+          <wp:inline distT="0" distB="0" distL="0" distR="0" wp14:anchorId="119954F1" wp14:editId="75FF2304">
+            <wp:extent cx="5731510" cy="2630170"/>
+            <wp:effectExtent l="0" t="0" r="2540" b="0"/>
+            <wp:docPr id="1567500940" name="Picture 1" descr="A blue and green waves&#10;&#10;AI-generated content may be incorrect."/>
+            <wp:cNvGraphicFramePr>
+              <a:graphicFrameLocks xmlns:a="http://schemas.openxmlformats.org/drawingml/2006/main" noChangeAspect="1"/>
+            </wp:cNvGraphicFramePr>
+            <a:graphic xmlns:a="http://schemas.openxmlformats.org/drawingml/2006/main">
+              <a:graphicData uri="http://schemas.openxmlformats.org/drawingml/2006/picture">
+                <pic:pic xmlns:pic="http://schemas.openxmlformats.org/drawingml/2006/picture">
+                  <pic:nvPicPr>
+                    <pic:cNvPr id="1567500940" name="Picture 1" descr="A blue and green waves&#10;&#10;AI-generated content may be incorrect."/>
+                    <pic:cNvPicPr/>
+                  </pic:nvPicPr>
+                  <pic:blipFill>
+                    <a:blip r:embed="rId78"/>
+                    <a:stretch>
+                      <a:fillRect/>
+                    </a:stretch>
+                  </pic:blipFill>
+                  <pic:spPr>
+                    <a:xfrm>
+                      <a:off x="0" y="0"/>
+                      <a:ext cx="5731510" cy="2630170"/>
+                    </a:xfrm>
+                    <a:prstGeom prst="rect">
+                      <a:avLst/>
+                    </a:prstGeom>
+                  </pic:spPr>
+                </pic:pic>
+              </a:graphicData>
+            </a:graphic>
+          </wp:inline>
+        </w:drawing>
+      </w:r>
+    </w:p>
+    <w:p>
+      <w:r>
+        <w:rPr>
+          <w:noProof/>
+        </w:rPr>
+        <w:lastRenderedPageBreak/>
+        <w:drawing>
+          <wp:inline distT="0" distB="0" distL="0" distR="0" wp14:anchorId="6F74D6BC" wp14:editId="6B05FB5D">
+            <wp:extent cx="5731510" cy="5214620"/>
+            <wp:effectExtent l="0" t="0" r="2540" b="5080"/>
+            <wp:docPr id="585718540" name="Picture 1" descr="A blue water drop with a black and white background&#10;&#10;AI-generated content may be incorrect."/>
+            <wp:cNvGraphicFramePr>
+              <a:graphicFrameLocks xmlns:a="http://schemas.openxmlformats.org/drawingml/2006/main" noChangeAspect="1"/>
+            </wp:cNvGraphicFramePr>
+            <a:graphic xmlns:a="http://schemas.openxmlformats.org/drawingml/2006/main">
+              <a:graphicData uri="http://schemas.openxmlformats.org/drawingml/2006/picture">
+                <pic:pic xmlns:pic="http://schemas.openxmlformats.org/drawingml/2006/picture">
+                  <pic:nvPicPr>
+                    <pic:cNvPr id="585718540" name="Picture 1" descr="A blue water drop with a black and white background&#10;&#10;AI-generated content may be incorrect."/>
+                    <pic:cNvPicPr/>
+                  </pic:nvPicPr>
+                  <pic:blipFill>
+                    <a:blip r:embed="rId79"/>
+                    <a:stretch>
+                      <a:fillRect/>
+                    </a:stretch>
+                  </pic:blipFill>
+                  <pic:spPr>
+                    <a:xfrm>
+                      <a:off x="0" y="0"/>
+                      <a:ext cx="5731510" cy="5214620"/>
+                    </a:xfrm>
+                    <a:prstGeom prst="rect">
+                      <a:avLst/>
+                    </a:prstGeom>
+                  </pic:spPr>
+                </pic:pic>
+              </a:graphicData>
+            </a:graphic>
+          </wp:inline>
+        </w:drawing>
+      </w:r>
+    </w:p>
+    <w:p>
+      <w:r>
+        <w:t>Pathfinder &gt; Divide</w:t>
+      </w:r>
+    </w:p>
+    <w:p>
+      <w:r>
+        <w:rPr>
+          <w:noProof/>
+        </w:rPr>
+        <w:drawing>
+          <wp:inline distT="0" distB="0" distL="0" distR="0" wp14:anchorId="2339A2C8" wp14:editId="6294233F">
+            <wp:extent cx="1857634" cy="1076475"/>
+            <wp:effectExtent l="0" t="0" r="9525" b="9525"/>
+            <wp:docPr id="1662965812" name="Picture 1" descr="A black circle with orange stripe&#10;&#10;AI-generated content may be incorrect."/>
+            <wp:cNvGraphicFramePr>
+              <a:graphicFrameLocks xmlns:a="http://schemas.openxmlformats.org/drawingml/2006/main" noChangeAspect="1"/>
+            </wp:cNvGraphicFramePr>
+            <a:graphic xmlns:a="http://schemas.openxmlformats.org/drawingml/2006/main">
+              <a:graphicData uri="http://schemas.openxmlformats.org/drawingml/2006/picture">
+                <pic:pic xmlns:pic="http://schemas.openxmlformats.org/drawingml/2006/picture">
+                  <pic:nvPicPr>
+                    <pic:cNvPr id="1662965812" name="Picture 1" descr="A black circle with orange stripe&#10;&#10;AI-generated content may be incorrect."/>
+                    <pic:cNvPicPr/>
+                  </pic:nvPicPr>
+                  <pic:blipFill>
+                    <a:blip r:embed="rId80"/>
+                    <a:stretch>
+                      <a:fillRect/>
+                    </a:stretch>
+                  </pic:blipFill>
+                  <pic:spPr>
+                    <a:xfrm>
+                      <a:off x="0" y="0"/>
+                      <a:ext cx="1857634" cy="1076475"/>
+                    </a:xfrm>
+                    <a:prstGeom prst="rect">
+                      <a:avLst/>
+                    </a:prstGeom>
+                  </pic:spPr>
+                </pic:pic>
+              </a:graphicData>
+            </a:graphic>
+          </wp:inline>
+        </w:drawing>
+      </w:r>
+    </w:p>
+    <w:p>
+      <w:r>
+        <w:t>Pathfinder &gt; Divide</w:t>
+      </w:r>
+    </w:p>
+    <w:p>
+      <w:r>
+        <w:rPr>
+          <w:noProof/>
+        </w:rPr>
+        <w:lastRenderedPageBreak/>
+        <w:drawing>
+          <wp:inline distT="0" distB="0" distL="0" distR="0" wp14:anchorId="05656B9C" wp14:editId="332B825C">
+            <wp:extent cx="3581900" cy="2114845"/>
+            <wp:effectExtent l="0" t="0" r="0" b="0"/>
+            <wp:docPr id="1274353680" name="Picture 1" descr="A red circle and a grey triangle&#10;&#10;AI-generated content may be incorrect."/>
+            <wp:cNvGraphicFramePr>
+              <a:graphicFrameLocks xmlns:a="http://schemas.openxmlformats.org/drawingml/2006/main" noChangeAspect="1"/>
+            </wp:cNvGraphicFramePr>
+            <a:graphic xmlns:a="http://schemas.openxmlformats.org/drawingml/2006/main">
+              <a:graphicData uri="http://schemas.openxmlformats.org/drawingml/2006/picture">
+                <pic:pic xmlns:pic="http://schemas.openxmlformats.org/drawingml/2006/picture">
+                  <pic:nvPicPr>
+                    <pic:cNvPr id="1274353680" name="Picture 1" descr="A red circle and a grey triangle&#10;&#10;AI-generated content may be incorrect."/>
+                    <pic:cNvPicPr/>
+                  </pic:nvPicPr>
+                  <pic:blipFill>
+                    <a:blip r:embed="rId81"/>
+                    <a:stretch>
+                      <a:fillRect/>
+                    </a:stretch>
+                  </pic:blipFill>
+                  <pic:spPr>
+                    <a:xfrm>
+                      <a:off x="0" y="0"/>
+                      <a:ext cx="3581900" cy="2114845"/>
+                    </a:xfrm>
+                    <a:prstGeom prst="rect">
+                      <a:avLst/>
+                    </a:prstGeom>
+                  </pic:spPr>
+                </pic:pic>
+              </a:graphicData>
+            </a:graphic>
+          </wp:inline>
+        </w:drawing>
+      </w:r>
+    </w:p>
+    <w:p>
+      <w:r>
+        <w:rPr>
+          <w:noProof/>
+        </w:rPr>
+        <w:drawing>
+          <wp:inline distT="0" distB="0" distL="0" distR="0" wp14:anchorId="1E8CAB46" wp14:editId="7313C8A3">
+            <wp:extent cx="3048425" cy="2010056"/>
+            <wp:effectExtent l="0" t="0" r="0" b="9525"/>
+            <wp:docPr id="121729659" name="Picture 1" descr="A close-up of a logo&#10;&#10;AI-generated content may be incorrect."/>
+            <wp:cNvGraphicFramePr>
+              <a:graphicFrameLocks xmlns:a="http://schemas.openxmlformats.org/drawingml/2006/main" noChangeAspect="1"/>
+            </wp:cNvGraphicFramePr>
+            <a:graphic xmlns:a="http://schemas.openxmlformats.org/drawingml/2006/main">
+              <a:graphicData uri="http://schemas.openxmlformats.org/drawingml/2006/picture">
+                <pic:pic xmlns:pic="http://schemas.openxmlformats.org/drawingml/2006/picture">
+                  <pic:nvPicPr>
+                    <pic:cNvPr id="121729659" name="Picture 1" descr="A close-up of a logo&#10;&#10;AI-generated content may be incorrect."/>
+                    <pic:cNvPicPr/>
+                  </pic:nvPicPr>
+                  <pic:blipFill>
+                    <a:blip r:embed="rId82"/>
+                    <a:stretch>
+                      <a:fillRect/>
+                    </a:stretch>
+                  </pic:blipFill>
+                  <pic:spPr>
+                    <a:xfrm>
+                      <a:off x="0" y="0"/>
+                      <a:ext cx="3048425" cy="2010056"/>
+                    </a:xfrm>
+                    <a:prstGeom prst="rect">
+                      <a:avLst/>
+                    </a:prstGeom>
+                  </pic:spPr>
+                </pic:pic>
+              </a:graphicData>
+            </a:graphic>
+          </wp:inline>
+        </w:drawing>
+      </w:r>
+    </w:p>
+    <w:p>
+      <w:r>
+        <w:rPr>
+          <w:noProof/>
+        </w:rPr>
+        <w:drawing>
+          <wp:inline distT="0" distB="0" distL="0" distR="0" wp14:anchorId="743FF59D" wp14:editId="1E4D477F">
+            <wp:extent cx="3486637" cy="2400635"/>
+            <wp:effectExtent l="0" t="0" r="0" b="0"/>
+            <wp:docPr id="1456822768" name="Picture 1" descr="A black and orange object with green and blue text&#10;&#10;AI-generated content may be incorrect."/>
+            <wp:cNvGraphicFramePr>
+              <a:graphicFrameLocks xmlns:a="http://schemas.openxmlformats.org/drawingml/2006/main" noChangeAspect="1"/>
+            </wp:cNvGraphicFramePr>
+            <a:graphic xmlns:a="http://schemas.openxmlformats.org/drawingml/2006/main">
+              <a:graphicData uri="http://schemas.openxmlformats.org/drawingml/2006/picture">
+                <pic:pic xmlns:pic="http://schemas.openxmlformats.org/drawingml/2006/picture">
+                  <pic:nvPicPr>
+                    <pic:cNvPr id="1456822768" name="Picture 1" descr="A black and orange object with green and blue text&#10;&#10;AI-generated content may be incorrect."/>
+                    <pic:cNvPicPr/>
+                  </pic:nvPicPr>
+                  <pic:blipFill>
+                    <a:blip r:embed="rId83"/>
+                    <a:stretch>
+                      <a:fillRect/>
+                    </a:stretch>
+                  </pic:blipFill>
+                  <pic:spPr>
+                    <a:xfrm>
+                      <a:off x="0" y="0"/>
+                      <a:ext cx="3486637" cy="2400635"/>
+                    </a:xfrm>
+                    <a:prstGeom prst="rect">
+                      <a:avLst/>
+                    </a:prstGeom>
+                  </pic:spPr>
+                </pic:pic>
+              </a:graphicData>
+            </a:graphic>
+          </wp:inline>
+        </w:drawing>
+      </w:r>
+    </w:p>
+    <w:p>
+      <w:r>
+        <w:rPr>
+          <w:noProof/>
+        </w:rPr>
+        <w:lastRenderedPageBreak/>
+        <w:drawing>
+          <wp:inline distT="0" distB="0" distL="0" distR="0" wp14:anchorId="06E7B0A6" wp14:editId="0EA62D9C">
+            <wp:extent cx="3686689" cy="2791215"/>
+            <wp:effectExtent l="0" t="0" r="0" b="9525"/>
+            <wp:docPr id="2039283459" name="Picture 1" descr="A black and red circle with a red stripe&#10;&#10;AI-generated content may be incorrect."/>
+            <wp:cNvGraphicFramePr>
+              <a:graphicFrameLocks xmlns:a="http://schemas.openxmlformats.org/drawingml/2006/main" noChangeAspect="1"/>
+            </wp:cNvGraphicFramePr>
+            <a:graphic xmlns:a="http://schemas.openxmlformats.org/drawingml/2006/main">
+              <a:graphicData uri="http://schemas.openxmlformats.org/drawingml/2006/picture">
+                <pic:pic xmlns:pic="http://schemas.openxmlformats.org/drawingml/2006/picture">
+                  <pic:nvPicPr>
+                    <pic:cNvPr id="2039283459" name="Picture 1" descr="A black and red circle with a red stripe&#10;&#10;AI-generated content may be incorrect."/>
+                    <pic:cNvPicPr/>
+                  </pic:nvPicPr>
+                  <pic:blipFill>
+                    <a:blip r:embed="rId84"/>
+                    <a:stretch>
+                      <a:fillRect/>
+                    </a:stretch>
+                  </pic:blipFill>
+                  <pic:spPr>
+                    <a:xfrm>
+                      <a:off x="0" y="0"/>
+                      <a:ext cx="3686689" cy="2791215"/>
+                    </a:xfrm>
+                    <a:prstGeom prst="rect">
+                      <a:avLst/>
+                    </a:prstGeom>
+                  </pic:spPr>
+                </pic:pic>
+              </a:graphicData>
+            </a:graphic>
+          </wp:inline>
+        </w:drawing>
+      </w:r>
+    </w:p>
+    <w:p>
+      <w:r>
+        <w:rPr>
+          <w:noProof/>
+        </w:rPr>
+        <w:drawing>
+          <wp:inline distT="0" distB="0" distL="0" distR="0" wp14:anchorId="454731BA" wp14:editId="39C43CDF">
+            <wp:extent cx="3629532" cy="2819794"/>
+            <wp:effectExtent l="0" t="0" r="9525" b="0"/>
+            <wp:docPr id="1249879093" name="Picture 1" descr="A black and blue letter c&#10;&#10;AI-generated content may be incorrect."/>
+            <wp:cNvGraphicFramePr>
+              <a:graphicFrameLocks xmlns:a="http://schemas.openxmlformats.org/drawingml/2006/main" noChangeAspect="1"/>
+            </wp:cNvGraphicFramePr>
+            <a:graphic xmlns:a="http://schemas.openxmlformats.org/drawingml/2006/main">
+              <a:graphicData uri="http://schemas.openxmlformats.org/drawingml/2006/picture">
+                <pic:pic xmlns:pic="http://schemas.openxmlformats.org/drawingml/2006/picture">
+                  <pic:nvPicPr>
+                    <pic:cNvPr id="1249879093" name="Picture 1" descr="A black and blue letter c&#10;&#10;AI-generated content may be incorrect."/>
+                    <pic:cNvPicPr/>
+                  </pic:nvPicPr>
+                  <pic:blipFill>
+                    <a:blip r:embed="rId85"/>
+                    <a:stretch>
+                      <a:fillRect/>
+                    </a:stretch>
+                  </pic:blipFill>
+                  <pic:spPr>
+                    <a:xfrm>
+                      <a:off x="0" y="0"/>
+                      <a:ext cx="3629532" cy="2819794"/>
+                    </a:xfrm>
+                    <a:prstGeom prst="rect">
+                      <a:avLst/>
+                    </a:prstGeom>
+                  </pic:spPr>
+                </pic:pic>
+              </a:graphicData>
+            </a:graphic>
+          </wp:inline>
+        </w:drawing>
+      </w:r>
+    </w:p>
+    <w:p>
+      <w:r>
+        <w:t>Pathfinder &gt; Minus front</w:t>
+      </w:r>
+    </w:p>
+    <w:p>
+      <w:r>
+        <w:rPr>
+          <w:noProof/>
+        </w:rPr>
+        <w:drawing>
+          <wp:inline distT="0" distB="0" distL="0" distR="0" wp14:anchorId="592628C8" wp14:editId="5CBD8D49">
+            <wp:extent cx="2695951" cy="2419688"/>
+            <wp:effectExtent l="0" t="0" r="0" b="0"/>
+            <wp:docPr id="521496826" name="Picture 1" descr="A black circle with green center&#10;&#10;AI-generated content may be incorrect."/>
+            <wp:cNvGraphicFramePr>
+              <a:graphicFrameLocks xmlns:a="http://schemas.openxmlformats.org/drawingml/2006/main" noChangeAspect="1"/>
+            </wp:cNvGraphicFramePr>
+            <a:graphic xmlns:a="http://schemas.openxmlformats.org/drawingml/2006/main">
+              <a:graphicData uri="http://schemas.openxmlformats.org/drawingml/2006/picture">
+                <pic:pic xmlns:pic="http://schemas.openxmlformats.org/drawingml/2006/picture">
+                  <pic:nvPicPr>
+                    <pic:cNvPr id="521496826" name="Picture 1" descr="A black circle with green center&#10;&#10;AI-generated content may be incorrect."/>
+                    <pic:cNvPicPr/>
+                  </pic:nvPicPr>
+                  <pic:blipFill>
+                    <a:blip r:embed="rId86"/>
+                    <a:stretch>
+                      <a:fillRect/>
+                    </a:stretch>
+                  </pic:blipFill>
+                  <pic:spPr>
+                    <a:xfrm>
+                      <a:off x="0" y="0"/>
+                      <a:ext cx="2695951" cy="2419688"/>
+                    </a:xfrm>
+                    <a:prstGeom prst="rect">
+                      <a:avLst/>
+                    </a:prstGeom>
+                  </pic:spPr>
+                </pic:pic>
+              </a:graphicData>
+            </a:graphic>
+          </wp:inline>
+        </w:drawing>
+      </w:r>
+    </w:p>
+    <w:p>
+      <w:r>
+        <w:lastRenderedPageBreak/>
+        <w:t>Pathfinder &gt; Minus front</w:t>
+      </w:r>
+    </w:p>
+    <w:p>
+      <w:r>
+        <w:rPr>
+          <w:noProof/>
+        </w:rPr>
+        <w:drawing>
+          <wp:inline distT="0" distB="0" distL="0" distR="0" wp14:anchorId="6322B356" wp14:editId="5B8B2B5A">
+            <wp:extent cx="4505954" cy="5877745"/>
+            <wp:effectExtent l="0" t="0" r="9525" b="8890"/>
+            <wp:docPr id="996488475" name="Picture 1" descr="A poster with a city and a vase&#10;&#10;AI-generated content may be incorrect."/>
+            <wp:cNvGraphicFramePr>
+              <a:graphicFrameLocks xmlns:a="http://schemas.openxmlformats.org/drawingml/2006/main" noChangeAspect="1"/>
+            </wp:cNvGraphicFramePr>
+            <a:graphic xmlns:a="http://schemas.openxmlformats.org/drawingml/2006/main">
+              <a:graphicData uri="http://schemas.openxmlformats.org/drawingml/2006/picture">
+                <pic:pic xmlns:pic="http://schemas.openxmlformats.org/drawingml/2006/picture">
+                  <pic:nvPicPr>
+                    <pic:cNvPr id="996488475" name="Picture 1" descr="A poster with a city and a vase&#10;&#10;AI-generated content may be incorrect."/>
+                    <pic:cNvPicPr/>
+                  </pic:nvPicPr>
+                  <pic:blipFill>
+                    <a:blip r:embed="rId87"/>
+                    <a:stretch>
+                      <a:fillRect/>
+                    </a:stretch>
+                  </pic:blipFill>
+                  <pic:spPr>
+                    <a:xfrm>
+                      <a:off x="0" y="0"/>
+                      <a:ext cx="4505954" cy="5877745"/>
+                    </a:xfrm>
+                    <a:prstGeom prst="rect">
+                      <a:avLst/>
+                    </a:prstGeom>
+                  </pic:spPr>
+                </pic:pic>
+              </a:graphicData>
+            </a:graphic>
+          </wp:inline>
+        </w:drawing>
+      </w:r>
+    </w:p>
+    <w:p>
+      <w:r>
+        <w:rPr>
+          <w:noProof/>
+        </w:rPr>
+        <w:lastRenderedPageBreak/>
+        <w:drawing>
+          <wp:inline distT="0" distB="0" distL="0" distR="0" wp14:anchorId="579AAB98" wp14:editId="4B19D4AA">
+            <wp:extent cx="3381847" cy="4429743"/>
+            <wp:effectExtent l="0" t="0" r="9525" b="9525"/>
+            <wp:docPr id="1006203257" name="Picture 1" descr="A black and white drawing of a city&#10;&#10;AI-generated content may be incorrect."/>
+            <wp:cNvGraphicFramePr>
+              <a:graphicFrameLocks xmlns:a="http://schemas.openxmlformats.org/drawingml/2006/main" noChangeAspect="1"/>
+            </wp:cNvGraphicFramePr>
+            <a:graphic xmlns:a="http://schemas.openxmlformats.org/drawingml/2006/main">
+              <a:graphicData uri="http://schemas.openxmlformats.org/drawingml/2006/picture">
+                <pic:pic xmlns:pic="http://schemas.openxmlformats.org/drawingml/2006/picture">
+                  <pic:nvPicPr>
+                    <pic:cNvPr id="1006203257" name="Picture 1" descr="A black and white drawing of a city&#10;&#10;AI-generated content may be incorrect."/>
+                    <pic:cNvPicPr/>
+                  </pic:nvPicPr>
+                  <pic:blipFill>
+                    <a:blip r:embed="rId88"/>
+                    <a:stretch>
+                      <a:fillRect/>
+                    </a:stretch>
+                  </pic:blipFill>
+                  <pic:spPr>
+                    <a:xfrm>
+                      <a:off x="0" y="0"/>
+                      <a:ext cx="3381847" cy="4429743"/>
+                    </a:xfrm>
+                    <a:prstGeom prst="rect">
+                      <a:avLst/>
+                    </a:prstGeom>
+                  </pic:spPr>
+                </pic:pic>
+              </a:graphicData>
+            </a:graphic>
+          </wp:inline>
+        </w:drawing>
+      </w:r>
+    </w:p>
+    <w:p>
+      <w:r>
+        <w:rPr>
+          <w:noProof/>
+        </w:rPr>
+        <w:lastRenderedPageBreak/>
+        <w:drawing>
+          <wp:inline distT="0" distB="0" distL="0" distR="0" wp14:anchorId="553177E8" wp14:editId="0DC091E0">
+            <wp:extent cx="5601482" cy="5639587"/>
+            <wp:effectExtent l="0" t="0" r="0" b="0"/>
+            <wp:docPr id="1032097763" name="Picture 1" descr="A red and white sign with a fire extinguisher&#10;&#10;AI-generated content may be incorrect."/>
+            <wp:cNvGraphicFramePr>
+              <a:graphicFrameLocks xmlns:a="http://schemas.openxmlformats.org/drawingml/2006/main" noChangeAspect="1"/>
+            </wp:cNvGraphicFramePr>
+            <a:graphic xmlns:a="http://schemas.openxmlformats.org/drawingml/2006/main">
+              <a:graphicData uri="http://schemas.openxmlformats.org/drawingml/2006/picture">
+                <pic:pic xmlns:pic="http://schemas.openxmlformats.org/drawingml/2006/picture">
+                  <pic:nvPicPr>
+                    <pic:cNvPr id="1032097763" name="Picture 1" descr="A red and white sign with a fire extinguisher&#10;&#10;AI-generated content may be incorrect."/>
+                    <pic:cNvPicPr/>
+                  </pic:nvPicPr>
+                  <pic:blipFill>
+                    <a:blip r:embed="rId89"/>
+                    <a:stretch>
+                      <a:fillRect/>
+                    </a:stretch>
+                  </pic:blipFill>
+                  <pic:spPr>
+                    <a:xfrm>
+                      <a:off x="0" y="0"/>
+                      <a:ext cx="5601482" cy="5639587"/>
+                    </a:xfrm>
+                    <a:prstGeom prst="rect">
+                      <a:avLst/>
+                    </a:prstGeom>
+                  </pic:spPr>
+                </pic:pic>
+              </a:graphicData>
+            </a:graphic>
+          </wp:inline>
+        </w:drawing>
+      </w:r>
+    </w:p>
+    <w:p>
+      <w:r>
+        <w:rPr>
+          <w:noProof/>
+        </w:rPr>
+        <w:lastRenderedPageBreak/>
+        <w:drawing>
+          <wp:inline distT="0" distB="0" distL="0" distR="0" wp14:anchorId="0F71E9F3" wp14:editId="535ABA13">
+            <wp:extent cx="5544324" cy="5763429"/>
+            <wp:effectExtent l="0" t="0" r="0" b="8890"/>
+            <wp:docPr id="74658096" name="Picture 1" descr="A red sign with a fire extinguisher&#10;&#10;AI-generated content may be incorrect."/>
+            <wp:cNvGraphicFramePr>
+              <a:graphicFrameLocks xmlns:a="http://schemas.openxmlformats.org/drawingml/2006/main" noChangeAspect="1"/>
+            </wp:cNvGraphicFramePr>
+            <a:graphic xmlns:a="http://schemas.openxmlformats.org/drawingml/2006/main">
+              <a:graphicData uri="http://schemas.openxmlformats.org/drawingml/2006/picture">
+                <pic:pic xmlns:pic="http://schemas.openxmlformats.org/drawingml/2006/picture">
+                  <pic:nvPicPr>
+                    <pic:cNvPr id="74658096" name="Picture 1" descr="A red sign with a fire extinguisher&#10;&#10;AI-generated content may be incorrect."/>
+                    <pic:cNvPicPr/>
+                  </pic:nvPicPr>
+                  <pic:blipFill>
+                    <a:blip r:embed="rId90"/>
+                    <a:stretch>
+                      <a:fillRect/>
+                    </a:stretch>
+                  </pic:blipFill>
+                  <pic:spPr>
+                    <a:xfrm>
+                      <a:off x="0" y="0"/>
+                      <a:ext cx="5544324" cy="5763429"/>
+                    </a:xfrm>
+                    <a:prstGeom prst="rect">
+                      <a:avLst/>
+                    </a:prstGeom>
+                  </pic:spPr>
+                </pic:pic>
+              </a:graphicData>
+            </a:graphic>
+          </wp:inline>
+        </w:drawing>
+      </w:r>
+    </w:p>
+    <w:p>
+      <w:r>
+        <w:rPr>
+          <w:noProof/>
+        </w:rPr>
+        <w:lastRenderedPageBreak/>
+        <w:drawing>
+          <wp:inline distT="0" distB="0" distL="0" distR="0" wp14:anchorId="0F1CFCA3" wp14:editId="43B37951">
+            <wp:extent cx="5182323" cy="6011114"/>
+            <wp:effectExtent l="0" t="0" r="0" b="8890"/>
+            <wp:docPr id="1563007441" name="Picture 1" descr="A drawing of a fire extinguisher&#10;&#10;AI-generated content may be incorrect."/>
+            <wp:cNvGraphicFramePr>
+              <a:graphicFrameLocks xmlns:a="http://schemas.openxmlformats.org/drawingml/2006/main" noChangeAspect="1"/>
+            </wp:cNvGraphicFramePr>
+            <a:graphic xmlns:a="http://schemas.openxmlformats.org/drawingml/2006/main">
+              <a:graphicData uri="http://schemas.openxmlformats.org/drawingml/2006/picture">
+                <pic:pic xmlns:pic="http://schemas.openxmlformats.org/drawingml/2006/picture">
+                  <pic:nvPicPr>
+                    <pic:cNvPr id="1563007441" name="Picture 1" descr="A drawing of a fire extinguisher&#10;&#10;AI-generated content may be incorrect."/>
+                    <pic:cNvPicPr/>
+                  </pic:nvPicPr>
+                  <pic:blipFill>
+                    <a:blip r:embed="rId91"/>
+                    <a:stretch>
+                      <a:fillRect/>
+                    </a:stretch>
+                  </pic:blipFill>
+                  <pic:spPr>
+                    <a:xfrm>
+                      <a:off x="0" y="0"/>
+                      <a:ext cx="5182323" cy="6011114"/>
+                    </a:xfrm>
+                    <a:prstGeom prst="rect">
+                      <a:avLst/>
+                    </a:prstGeom>
+                  </pic:spPr>
+                </pic:pic>
+              </a:graphicData>
+            </a:graphic>
+          </wp:inline>
+        </w:drawing>
+      </w:r>
+    </w:p>
+    <w:p/>
+    <w:p>
+      <w:r>
+        <w:rPr>
+          <w:noProof/>
+        </w:rPr>
+        <w:lastRenderedPageBreak/>
+        <w:drawing>
+          <wp:inline distT="0" distB="0" distL="0" distR="0" wp14:anchorId="0B0B31E6" wp14:editId="18445F8B">
+            <wp:extent cx="3391373" cy="3486637"/>
+            <wp:effectExtent l="0" t="0" r="0" b="0"/>
+            <wp:docPr id="1538907609" name="Picture 1" descr="A red shield with white stripes and green lines&#10;&#10;AI-generated content may be incorrect."/>
+            <wp:cNvGraphicFramePr>
+              <a:graphicFrameLocks xmlns:a="http://schemas.openxmlformats.org/drawingml/2006/main" noChangeAspect="1"/>
+            </wp:cNvGraphicFramePr>
+            <a:graphic xmlns:a="http://schemas.openxmlformats.org/drawingml/2006/main">
+              <a:graphicData uri="http://schemas.openxmlformats.org/drawingml/2006/picture">
+                <pic:pic xmlns:pic="http://schemas.openxmlformats.org/drawingml/2006/picture">
+                  <pic:nvPicPr>
+                    <pic:cNvPr id="1538907609" name="Picture 1" descr="A red shield with white stripes and green lines&#10;&#10;AI-generated content may be incorrect."/>
+                    <pic:cNvPicPr/>
+                  </pic:nvPicPr>
+                  <pic:blipFill>
+                    <a:blip r:embed="rId92"/>
+                    <a:stretch>
+                      <a:fillRect/>
+                    </a:stretch>
+                  </pic:blipFill>
+                  <pic:spPr>
+                    <a:xfrm>
+                      <a:off x="0" y="0"/>
+                      <a:ext cx="3391373" cy="3486637"/>
+                    </a:xfrm>
+                    <a:prstGeom prst="rect">
+                      <a:avLst/>
+                    </a:prstGeom>
+                  </pic:spPr>
+                </pic:pic>
+              </a:graphicData>
+            </a:graphic>
+          </wp:inline>
+        </w:drawing>
+      </w:r>
+    </w:p>
+    <w:p>
+      <w:r>
+        <w:rPr>
+          <w:noProof/>
+        </w:rPr>
+        <w:lastRenderedPageBreak/>
+        <w:drawing>
+          <wp:inline distT="0" distB="0" distL="0" distR="0" wp14:anchorId="301743A7" wp14:editId="7AC3CB15">
+            <wp:extent cx="5731510" cy="7654290"/>
+            <wp:effectExtent l="0" t="0" r="2540" b="3810"/>
+            <wp:docPr id="1702574606" name="Picture 1" descr="A red hand with white lines on a blue background&#10;&#10;AI-generated content may be incorrect."/>
+            <wp:cNvGraphicFramePr>
+              <a:graphicFrameLocks xmlns:a="http://schemas.openxmlformats.org/drawingml/2006/main" noChangeAspect="1"/>
+            </wp:cNvGraphicFramePr>
+            <a:graphic xmlns:a="http://schemas.openxmlformats.org/drawingml/2006/main">
+              <a:graphicData uri="http://schemas.openxmlformats.org/drawingml/2006/picture">
+                <pic:pic xmlns:pic="http://schemas.openxmlformats.org/drawingml/2006/picture">
+                  <pic:nvPicPr>
+                    <pic:cNvPr id="1702574606" name="Picture 1" descr="A red hand with white lines on a blue background&#10;&#10;AI-generated content may be incorrect."/>
+                    <pic:cNvPicPr/>
+                  </pic:nvPicPr>
+                  <pic:blipFill>
+                    <a:blip r:embed="rId93"/>
+                    <a:stretch>
+                      <a:fillRect/>
+                    </a:stretch>
+                  </pic:blipFill>
+                  <pic:spPr>
+                    <a:xfrm>
+                      <a:off x="0" y="0"/>
+                      <a:ext cx="5731510" cy="7654290"/>
+                    </a:xfrm>
+                    <a:prstGeom prst="rect">
+                      <a:avLst/>
+                    </a:prstGeom>
+                  </pic:spPr>
+                </pic:pic>
+              </a:graphicData>
+            </a:graphic>
+          </wp:inline>
+        </w:drawing>
+      </w:r>
+    </w:p>
+    <w:p>
+      <w:r>
+        <w:rPr>
+          <w:noProof/>
+        </w:rPr>
+        <w:lastRenderedPageBreak/>
+        <w:drawing>
+          <wp:inline distT="0" distB="0" distL="0" distR="0" wp14:anchorId="122C3B2B" wp14:editId="2A01A851">
+            <wp:extent cx="5731510" cy="7292340"/>
+            <wp:effectExtent l="0" t="0" r="2540" b="3810"/>
+            <wp:docPr id="1460256598" name="Picture 1" descr="A red hand with white stripes&#10;&#10;AI-generated content may be incorrect."/>
+            <wp:cNvGraphicFramePr>
+              <a:graphicFrameLocks xmlns:a="http://schemas.openxmlformats.org/drawingml/2006/main" noChangeAspect="1"/>
+            </wp:cNvGraphicFramePr>
+            <a:graphic xmlns:a="http://schemas.openxmlformats.org/drawingml/2006/main">
+              <a:graphicData uri="http://schemas.openxmlformats.org/drawingml/2006/picture">
+                <pic:pic xmlns:pic="http://schemas.openxmlformats.org/drawingml/2006/picture">
+                  <pic:nvPicPr>
+                    <pic:cNvPr id="1460256598" name="Picture 1" descr="A red hand with white stripes&#10;&#10;AI-generated content may be incorrect."/>
+                    <pic:cNvPicPr/>
+                  </pic:nvPicPr>
+                  <pic:blipFill>
+                    <a:blip r:embed="rId94"/>
+                    <a:stretch>
+                      <a:fillRect/>
+                    </a:stretch>
+                  </pic:blipFill>
+                  <pic:spPr>
+                    <a:xfrm>
+                      <a:off x="0" y="0"/>
+                      <a:ext cx="5731510" cy="7292340"/>
+                    </a:xfrm>
+                    <a:prstGeom prst="rect">
+                      <a:avLst/>
+                    </a:prstGeom>
+                  </pic:spPr>
+                </pic:pic>
+              </a:graphicData>
+            </a:graphic>
+          </wp:inline>
+        </w:drawing>
+      </w:r>
+    </w:p>
+    <w:p>
+      <w:r>
+        <w:t>Pathfinder &gt; Merge</w:t>
+      </w:r>
+    </w:p>
+    <w:p>
+      <w:r>
+        <w:rPr>
+          <w:noProof/>
+        </w:rPr>
+        <w:lastRenderedPageBreak/>
+        <w:drawing>
+          <wp:inline distT="0" distB="0" distL="0" distR="0" wp14:anchorId="354FC1B0" wp14:editId="113EBF30">
+            <wp:extent cx="5731510" cy="3615690"/>
+            <wp:effectExtent l="0" t="0" r="2540" b="3810"/>
+            <wp:docPr id="1284120333" name="Picture 1" descr="A screenshot of a computer&#10;&#10;AI-generated content may be incorrect."/>
+            <wp:cNvGraphicFramePr>
+              <a:graphicFrameLocks xmlns:a="http://schemas.openxmlformats.org/drawingml/2006/main" noChangeAspect="1"/>
+            </wp:cNvGraphicFramePr>
+            <a:graphic xmlns:a="http://schemas.openxmlformats.org/drawingml/2006/main">
+              <a:graphicData uri="http://schemas.openxmlformats.org/drawingml/2006/picture">
+                <pic:pic xmlns:pic="http://schemas.openxmlformats.org/drawingml/2006/picture">
+                  <pic:nvPicPr>
+                    <pic:cNvPr id="1284120333" name="Picture 1" descr="A screenshot of a computer&#10;&#10;AI-generated content may be incorrect."/>
+                    <pic:cNvPicPr/>
+                  </pic:nvPicPr>
+                  <pic:blipFill>
+                    <a:blip r:embed="rId95"/>
+                    <a:stretch>
+                      <a:fillRect/>
+                    </a:stretch>
+                  </pic:blipFill>
+                  <pic:spPr>
+                    <a:xfrm>
+                      <a:off x="0" y="0"/>
+                      <a:ext cx="5731510" cy="3615690"/>
+                    </a:xfrm>
+                    <a:prstGeom prst="rect">
+                      <a:avLst/>
+                    </a:prstGeom>
+                  </pic:spPr>
+                </pic:pic>
+              </a:graphicData>
+            </a:graphic>
+          </wp:inline>
+        </w:drawing>
+      </w:r>
+    </w:p>
+    <w:p>
+      <w:r>
+        <w:t>Alt + R midden, 360/5 graden draaien</w:t>
+      </w:r>
+    </w:p>
+    <w:p>
+      <w:r>
+        <w:rPr>
+          <w:noProof/>
+        </w:rPr>
+        <w:lastRenderedPageBreak/>
+        <w:drawing>
+          <wp:inline distT="0" distB="0" distL="0" distR="0" wp14:anchorId="1EA7BACF" wp14:editId="6372BD16">
+            <wp:extent cx="5731510" cy="5574665"/>
+            <wp:effectExtent l="0" t="0" r="2540" b="6985"/>
+            <wp:docPr id="1869588456" name="Picture 1" descr="A logo of hands in a star shape&#10;&#10;AI-generated content may be incorrect."/>
+            <wp:cNvGraphicFramePr>
+              <a:graphicFrameLocks xmlns:a="http://schemas.openxmlformats.org/drawingml/2006/main" noChangeAspect="1"/>
+            </wp:cNvGraphicFramePr>
+            <a:graphic xmlns:a="http://schemas.openxmlformats.org/drawingml/2006/main">
+              <a:graphicData uri="http://schemas.openxmlformats.org/drawingml/2006/picture">
+                <pic:pic xmlns:pic="http://schemas.openxmlformats.org/drawingml/2006/picture">
+                  <pic:nvPicPr>
+                    <pic:cNvPr id="1869588456" name="Picture 1" descr="A logo of hands in a star shape&#10;&#10;AI-generated content may be incorrect."/>
+                    <pic:cNvPicPr/>
+                  </pic:nvPicPr>
+                  <pic:blipFill>
+                    <a:blip r:embed="rId96"/>
+                    <a:stretch>
+                      <a:fillRect/>
+                    </a:stretch>
+                  </pic:blipFill>
+                  <pic:spPr>
+                    <a:xfrm>
+                      <a:off x="0" y="0"/>
+                      <a:ext cx="5731510" cy="5574665"/>
+                    </a:xfrm>
+                    <a:prstGeom prst="rect">
+                      <a:avLst/>
+                    </a:prstGeom>
+                  </pic:spPr>
+                </pic:pic>
+              </a:graphicData>
+            </a:graphic>
+          </wp:inline>
+        </w:drawing>
+      </w:r>
+    </w:p>
+    <w:p>
+      <w:r>
+        <w:t>Ctrl + D</w:t>
+      </w:r>
+      <w:r>
+        <w:t xml:space="preserve"> na “copy”</w:t>
+      </w:r>
+    </w:p>
+    <w:p>
+      <w:r>
+        <w:rPr>
+          <w:noProof/>
+        </w:rPr>
+        <w:lastRenderedPageBreak/>
+        <w:drawing>
+          <wp:inline distT="0" distB="0" distL="0" distR="0" wp14:anchorId="61BCABDE" wp14:editId="37CDC81D">
+            <wp:extent cx="5731510" cy="5442585"/>
+            <wp:effectExtent l="0" t="0" r="2540" b="5715"/>
+            <wp:docPr id="953192842" name="Picture 1" descr="A blue and white sign with white hands in a circle&#10;&#10;AI-generated content may be incorrect."/>
+            <wp:cNvGraphicFramePr>
+              <a:graphicFrameLocks xmlns:a="http://schemas.openxmlformats.org/drawingml/2006/main" noChangeAspect="1"/>
+            </wp:cNvGraphicFramePr>
+            <a:graphic xmlns:a="http://schemas.openxmlformats.org/drawingml/2006/main">
+              <a:graphicData uri="http://schemas.openxmlformats.org/drawingml/2006/picture">
+                <pic:pic xmlns:pic="http://schemas.openxmlformats.org/drawingml/2006/picture">
+                  <pic:nvPicPr>
+                    <pic:cNvPr id="953192842" name="Picture 1" descr="A blue and white sign with white hands in a circle&#10;&#10;AI-generated content may be incorrect."/>
+                    <pic:cNvPicPr/>
+                  </pic:nvPicPr>
+                  <pic:blipFill>
+                    <a:blip r:embed="rId97"/>
+                    <a:stretch>
+                      <a:fillRect/>
+                    </a:stretch>
+                  </pic:blipFill>
+                  <pic:spPr>
+                    <a:xfrm>
+                      <a:off x="0" y="0"/>
+                      <a:ext cx="5731510" cy="5442585"/>
+                    </a:xfrm>
+                    <a:prstGeom prst="rect">
+                      <a:avLst/>
+                    </a:prstGeom>
+                  </pic:spPr>
+                </pic:pic>
+              </a:graphicData>
+            </a:graphic>
+          </wp:inline>
+        </w:drawing>
+      </w:r>
+    </w:p>
+    <w:p>
+      <w:r>
+        <w:rPr>
+          <w:noProof/>
+        </w:rPr>
+        <w:lastRenderedPageBreak/>
+        <w:drawing>
+          <wp:inline distT="0" distB="0" distL="0" distR="0" wp14:anchorId="076C2B70" wp14:editId="4BC1613C">
+            <wp:extent cx="5731510" cy="5480050"/>
+            <wp:effectExtent l="0" t="0" r="2540" b="6350"/>
+            <wp:docPr id="1004231367" name="Picture 1" descr="A black and white picture of hands&#10;&#10;AI-generated content may be incorrect."/>
+            <wp:cNvGraphicFramePr>
+              <a:graphicFrameLocks xmlns:a="http://schemas.openxmlformats.org/drawingml/2006/main" noChangeAspect="1"/>
+            </wp:cNvGraphicFramePr>
+            <a:graphic xmlns:a="http://schemas.openxmlformats.org/drawingml/2006/main">
+              <a:graphicData uri="http://schemas.openxmlformats.org/drawingml/2006/picture">
+                <pic:pic xmlns:pic="http://schemas.openxmlformats.org/drawingml/2006/picture">
+                  <pic:nvPicPr>
+                    <pic:cNvPr id="1004231367" name="Picture 1" descr="A black and white picture of hands&#10;&#10;AI-generated content may be incorrect."/>
+                    <pic:cNvPicPr/>
+                  </pic:nvPicPr>
+                  <pic:blipFill>
+                    <a:blip r:embed="rId98"/>
+                    <a:stretch>
+                      <a:fillRect/>
+                    </a:stretch>
+                  </pic:blipFill>
+                  <pic:spPr>
+                    <a:xfrm>
+                      <a:off x="0" y="0"/>
+                      <a:ext cx="5731510" cy="5480050"/>
+                    </a:xfrm>
+                    <a:prstGeom prst="rect">
+                      <a:avLst/>
+                    </a:prstGeom>
+                  </pic:spPr>
+                </pic:pic>
+              </a:graphicData>
+            </a:graphic>
+          </wp:inline>
+        </w:drawing>
+      </w:r>
+    </w:p>
     <w:sectPr>
       <w:pgSz w:w="11906" w:h="16838"/>
       <w:pgMar w:top="1440" w:right="1440" w:bottom="1440" w:left="1440" w:header="708" w:footer="708" w:gutter="0"/>
@@ -1610,4 +5556,16 @@
     </a:ext>
   </a:extLst>
 </a:theme>
+</file>
+
+<file path=customXml/item1.xml><?xml version="1.0" encoding="utf-8"?>
+<b:Sources xmlns:b="http://schemas.openxmlformats.org/officeDocument/2006/bibliography" xmlns="http://schemas.openxmlformats.org/officeDocument/2006/bibliography" SelectedStyle="\APASixthEditionOfficeOnline.xsl" StyleName="APA" Version="6"/>
+</file>
+
+<file path=customXml/itemProps1.xml><?xml version="1.0" encoding="utf-8"?>
+<ds:datastoreItem xmlns:ds="http://schemas.openxmlformats.org/officeDocument/2006/customXml" ds:itemID="{32AEE1F5-BCAD-4960-9121-87C374C8F8C9}">
+  <ds:schemaRefs>
+    <ds:schemaRef ds:uri="http://schemas.openxmlformats.org/officeDocument/2006/bibliography"/>
+  </ds:schemaRefs>
+</ds:datastoreItem>
 </file>